--- a/rusun-backend/app/templates/template_surat_jalan.docx
+++ b/rusun-backend/app/templates/template_surat_jalan.docx
@@ -76,8 +76,8 @@
                               </w:rPr>
                               <w:t xml:space="preserve">PEMERINTAH </w:t>
                             </w:r>
-                            <w:smartTag w:uri="urn:schemas-microsoft-com:office:smarttags" w:element="City">
-                              <w:smartTag w:uri="urn:schemas-microsoft-com:office:smarttags" w:element="place">
+                            <w:smartTag w:uri="urn:schemas-microsoft-com:office:smarttags" w:element="place">
+                              <w:smartTag w:uri="urn:schemas-microsoft-com:office:smarttags" w:element="City">
                                 <w:r>
                                   <w:rPr>
                                     <w:rFonts w:ascii="Arial Narrow" w:hAnsi="Arial Narrow"/>
@@ -719,7 +719,7 @@
           <v:shape id="_x0000_s1037" type="#_x0000_t75" style="position:absolute;margin-left:-54.55pt;margin-top:-22pt;width:64.6pt;height:71.1pt;z-index:251659264;visibility:visible;mso-wrap-style:tight;mso-wrap-edited:f;mso-position-horizontal-relative:text;mso-position-vertical-relative:text">
             <v:imagedata r:id="rId7" o:title=""/>
           </v:shape>
-          <o:OLEObject Type="Embed" ProgID="Word.Picture.8" ShapeID="_x0000_s1037" DrawAspect="Content" ObjectID="_1837007791" r:id="rId8"/>
+          <o:OLEObject Type="Embed" ProgID="Word.Picture.8" ShapeID="_x0000_s1037" DrawAspect="Content" ObjectID="_1837431681" r:id="rId8"/>
         </w:object>
       </w:r>
     </w:p>
@@ -927,8 +927,6 @@
         <w:rPr>
           <w:rFonts w:ascii="Tahoma" w:hAnsi="Tahoma" w:cs="Tahoma"/>
           <w:color w:val="000000"/>
-          <w:sz w:val="20"/>
-          <w:szCs w:val="20"/>
           <w:lang w:val="id-ID"/>
         </w:rPr>
       </w:pPr>
@@ -936,8 +934,6 @@
         <w:rPr>
           <w:rFonts w:ascii="Tahoma" w:hAnsi="Tahoma" w:cs="Tahoma"/>
           <w:color w:val="000000"/>
-          <w:sz w:val="20"/>
-          <w:szCs w:val="20"/>
           <w:lang w:val="fi-FI"/>
         </w:rPr>
         <w:t>No</w:t>
@@ -946,8 +942,6 @@
         <w:rPr>
           <w:rFonts w:ascii="Tahoma" w:hAnsi="Tahoma" w:cs="Tahoma"/>
           <w:color w:val="000000"/>
-          <w:sz w:val="20"/>
-          <w:szCs w:val="20"/>
           <w:lang w:val="fi-FI"/>
         </w:rPr>
         <w:t xml:space="preserve">mor </w:t>
@@ -956,8 +950,6 @@
         <w:rPr>
           <w:rFonts w:ascii="Tahoma" w:hAnsi="Tahoma" w:cs="Tahoma"/>
           <w:color w:val="000000"/>
-          <w:sz w:val="20"/>
-          <w:szCs w:val="20"/>
           <w:lang w:val="id-ID"/>
         </w:rPr>
         <w:t xml:space="preserve">: </w:t>
@@ -966,91 +958,9 @@
         <w:rPr>
           <w:rFonts w:ascii="Tahoma" w:hAnsi="Tahoma" w:cs="Tahoma"/>
           <w:color w:val="000000"/>
-          <w:sz w:val="20"/>
-          <w:szCs w:val="20"/>
-          <w:lang w:val="en-US"/>
-        </w:rPr>
-        <w:t>648.1</w:t>
-      </w:r>
-      <w:r>
-        <w:rPr>
-          <w:rFonts w:ascii="Tahoma" w:hAnsi="Tahoma" w:cs="Tahoma"/>
-          <w:color w:val="000000"/>
-          <w:sz w:val="20"/>
-          <w:szCs w:val="20"/>
           <w:lang w:val="id-ID"/>
         </w:rPr>
-        <w:t>/</w:t>
-      </w:r>
-      <w:r>
-        <w:rPr>
-          <w:rFonts w:ascii="Tahoma" w:hAnsi="Tahoma" w:cs="Tahoma"/>
-          <w:color w:val="000000"/>
-          <w:sz w:val="20"/>
-          <w:szCs w:val="20"/>
-          <w:lang w:val="en-US"/>
-        </w:rPr>
-        <w:t>SIP</w:t>
-      </w:r>
-      <w:r>
-        <w:rPr>
-          <w:rFonts w:ascii="Tahoma" w:hAnsi="Tahoma" w:cs="Tahoma"/>
-          <w:color w:val="000000"/>
-          <w:sz w:val="20"/>
-          <w:szCs w:val="20"/>
-          <w:lang w:val="fi-FI"/>
-        </w:rPr>
-        <w:t>/</w:t>
-      </w:r>
-      <w:r>
-        <w:rPr>
-          <w:rFonts w:ascii="Tahoma" w:hAnsi="Tahoma" w:cs="Tahoma"/>
-          <w:color w:val="000000"/>
-          <w:sz w:val="20"/>
-          <w:szCs w:val="20"/>
-          <w:lang w:val="en-US"/>
-        </w:rPr>
-        <w:t>01.26</w:t>
-      </w:r>
-      <w:r>
-        <w:rPr>
-          <w:rFonts w:ascii="Tahoma" w:hAnsi="Tahoma" w:cs="Tahoma"/>
-          <w:color w:val="000000"/>
-          <w:sz w:val="20"/>
-          <w:szCs w:val="20"/>
-          <w:lang w:val="id-ID"/>
-        </w:rPr>
-        <w:t>/</w:t>
-      </w:r>
-      <w:r>
-        <w:rPr>
-          <w:rFonts w:ascii="Tahoma" w:hAnsi="Tahoma" w:cs="Tahoma"/>
-          <w:color w:val="000000"/>
-          <w:sz w:val="20"/>
-          <w:szCs w:val="20"/>
-          <w:lang w:val="fi-FI"/>
-        </w:rPr>
-        <w:t>UPTD</w:t>
-      </w:r>
-      <w:r>
-        <w:rPr>
-          <w:rFonts w:ascii="Tahoma" w:hAnsi="Tahoma" w:cs="Tahoma"/>
-          <w:color w:val="000000"/>
-          <w:sz w:val="20"/>
-          <w:szCs w:val="20"/>
-          <w:lang w:val="fi-FI"/>
-        </w:rPr>
-        <w:t>.</w:t>
-      </w:r>
-      <w:r>
-        <w:rPr>
-          <w:rFonts w:ascii="Tahoma" w:hAnsi="Tahoma" w:cs="Tahoma"/>
-          <w:color w:val="000000"/>
-          <w:sz w:val="20"/>
-          <w:szCs w:val="20"/>
-          <w:lang w:val="fi-FI"/>
-        </w:rPr>
-        <w:t>RSN/2026</w:t>
+        <w:t>{{sip_number}}</w:t>
       </w:r>
     </w:p>
     <w:p>
@@ -1155,7 +1065,7 @@
           <w:szCs w:val="21"/>
           <w:lang w:val="sv-SE"/>
         </w:rPr>
-        <w:t xml:space="preserve">D II 7 </w:t>
+        <w:t>{{room_number}}</w:t>
       </w:r>
     </w:p>
     <w:p>
@@ -1200,7 +1110,6 @@
         </w:rPr>
         <w:t xml:space="preserve"> </w:t>
       </w:r>
-      <w:proofErr w:type="spellStart"/>
       <w:r>
         <w:rPr>
           <w:rFonts w:ascii="Tahoma" w:hAnsi="Tahoma" w:cs="Tahoma"/>
@@ -1208,9 +1117,9 @@
           <w:szCs w:val="21"/>
           <w:lang w:val="en-US"/>
         </w:rPr>
-        <w:t>Minggu</w:t>
-      </w:r>
-      <w:proofErr w:type="spellEnd"/>
+        <w:t>{{</w:t>
+      </w:r>
+      <w:proofErr w:type="spellStart"/>
       <w:r>
         <w:rPr>
           <w:rFonts w:ascii="Tahoma" w:hAnsi="Tahoma" w:cs="Tahoma"/>
@@ -1218,9 +1127,9 @@
           <w:szCs w:val="21"/>
           <w:lang w:val="en-US"/>
         </w:rPr>
-        <w:t xml:space="preserve">, 08 </w:t>
-      </w:r>
-      <w:proofErr w:type="spellStart"/>
+        <w:t>hari_masuk</w:t>
+      </w:r>
+      <w:proofErr w:type="spellEnd"/>
       <w:r>
         <w:rPr>
           <w:rFonts w:ascii="Tahoma" w:hAnsi="Tahoma" w:cs="Tahoma"/>
@@ -1228,9 +1137,8 @@
           <w:szCs w:val="21"/>
           <w:lang w:val="en-US"/>
         </w:rPr>
-        <w:t>Februari</w:t>
-      </w:r>
-      <w:proofErr w:type="spellEnd"/>
+        <w:t>}}</w:t>
+      </w:r>
       <w:r>
         <w:rPr>
           <w:rFonts w:ascii="Tahoma" w:hAnsi="Tahoma" w:cs="Tahoma"/>
@@ -1238,7 +1146,36 @@
           <w:szCs w:val="21"/>
           <w:lang w:val="en-US"/>
         </w:rPr>
-        <w:t xml:space="preserve"> 2026</w:t>
+        <w:t xml:space="preserve">, </w:t>
+      </w:r>
+      <w:r>
+        <w:rPr>
+          <w:rFonts w:ascii="Tahoma" w:hAnsi="Tahoma" w:cs="Tahoma"/>
+          <w:color w:val="000000"/>
+          <w:szCs w:val="21"/>
+          <w:lang w:val="en-US"/>
+        </w:rPr>
+        <w:t>{{</w:t>
+      </w:r>
+      <w:proofErr w:type="spellStart"/>
+      <w:r>
+        <w:rPr>
+          <w:rFonts w:ascii="Tahoma" w:hAnsi="Tahoma" w:cs="Tahoma"/>
+          <w:color w:val="000000"/>
+          <w:szCs w:val="21"/>
+          <w:lang w:val="en-US"/>
+        </w:rPr>
+        <w:t>tanggal_masuk_indo</w:t>
+      </w:r>
+      <w:proofErr w:type="spellEnd"/>
+      <w:r>
+        <w:rPr>
+          <w:rFonts w:ascii="Tahoma" w:hAnsi="Tahoma" w:cs="Tahoma"/>
+          <w:color w:val="000000"/>
+          <w:szCs w:val="21"/>
+          <w:lang w:val="en-US"/>
+        </w:rPr>
+        <w:t>}}</w:t>
       </w:r>
     </w:p>
     <w:p>
@@ -1274,7 +1211,6 @@
         <w:tab/>
         <w:t xml:space="preserve">: </w:t>
       </w:r>
-      <w:proofErr w:type="spellStart"/>
       <w:r>
         <w:rPr>
           <w:rFonts w:ascii="Tahoma" w:hAnsi="Tahoma" w:cs="Tahoma"/>
@@ -1282,9 +1218,9 @@
           <w:szCs w:val="21"/>
           <w:lang w:val="en-US"/>
         </w:rPr>
-        <w:t>Cigugur</w:t>
-      </w:r>
-      <w:proofErr w:type="spellEnd"/>
+        <w:t>{{</w:t>
+      </w:r>
+      <w:proofErr w:type="spellStart"/>
       <w:r>
         <w:rPr>
           <w:rFonts w:ascii="Tahoma" w:hAnsi="Tahoma" w:cs="Tahoma"/>
@@ -1292,7 +1228,17 @@
           <w:szCs w:val="21"/>
           <w:lang w:val="en-US"/>
         </w:rPr>
-        <w:t xml:space="preserve"> Tengah</w:t>
+        <w:t>nama_rusunawa</w:t>
+      </w:r>
+      <w:proofErr w:type="spellEnd"/>
+      <w:r>
+        <w:rPr>
+          <w:rFonts w:ascii="Tahoma" w:hAnsi="Tahoma" w:cs="Tahoma"/>
+          <w:color w:val="000000"/>
+          <w:szCs w:val="21"/>
+          <w:lang w:val="en-US"/>
+        </w:rPr>
+        <w:t>}}</w:t>
       </w:r>
     </w:p>
     <w:p>
@@ -1710,7 +1656,7 @@
                 <w:szCs w:val="20"/>
                 <w:lang w:val="id-ID"/>
               </w:rPr>
-              <w:t>1</w:t>
+              <w:t>{% for p in keluarga %}{{p.no}}</w:t>
             </w:r>
           </w:p>
         </w:tc>
@@ -1735,40 +1681,40 @@
                 <w:lang w:val="en-US"/>
               </w:rPr>
             </w:pPr>
+            <w:r>
+              <w:rPr>
+                <w:rFonts w:ascii="Tahoma" w:hAnsi="Tahoma" w:cs="Tahoma"/>
+                <w:color w:val="000000"/>
+                <w:sz w:val="20"/>
+                <w:szCs w:val="20"/>
+                <w:lang w:val="en-US"/>
+              </w:rPr>
+              <w:t>{{</w:t>
+            </w:r>
             <w:proofErr w:type="spellStart"/>
-            <w:r>
-              <w:rPr>
-                <w:rFonts w:ascii="Tahoma" w:hAnsi="Tahoma" w:cs="Tahoma"/>
-                <w:color w:val="000000"/>
-                <w:sz w:val="20"/>
-                <w:szCs w:val="20"/>
-                <w:lang w:val="en-US"/>
-              </w:rPr>
-              <w:t>Evir</w:t>
+            <w:proofErr w:type="gramStart"/>
+            <w:r>
+              <w:rPr>
+                <w:rFonts w:ascii="Tahoma" w:hAnsi="Tahoma" w:cs="Tahoma"/>
+                <w:color w:val="000000"/>
+                <w:sz w:val="20"/>
+                <w:szCs w:val="20"/>
+                <w:lang w:val="en-US"/>
+              </w:rPr>
+              <w:t>p.nama</w:t>
             </w:r>
             <w:proofErr w:type="spellEnd"/>
-            <w:r>
-              <w:rPr>
-                <w:rFonts w:ascii="Tahoma" w:hAnsi="Tahoma" w:cs="Tahoma"/>
-                <w:color w:val="000000"/>
-                <w:sz w:val="20"/>
-                <w:szCs w:val="20"/>
-                <w:lang w:val="en-US"/>
-              </w:rPr>
-              <w:t xml:space="preserve"> </w:t>
-            </w:r>
-            <w:proofErr w:type="spellStart"/>
-            <w:r>
-              <w:rPr>
-                <w:rFonts w:ascii="Tahoma" w:hAnsi="Tahoma" w:cs="Tahoma"/>
-                <w:color w:val="000000"/>
-                <w:sz w:val="20"/>
-                <w:szCs w:val="20"/>
-                <w:lang w:val="en-US"/>
-              </w:rPr>
-              <w:t>Firmansyah</w:t>
-            </w:r>
-            <w:proofErr w:type="spellEnd"/>
+            <w:proofErr w:type="gramEnd"/>
+            <w:r>
+              <w:rPr>
+                <w:rFonts w:ascii="Tahoma" w:hAnsi="Tahoma" w:cs="Tahoma"/>
+                <w:color w:val="000000"/>
+                <w:sz w:val="20"/>
+                <w:szCs w:val="20"/>
+                <w:lang w:val="en-US"/>
+              </w:rPr>
+              <w:t>}}</w:t>
+            </w:r>
           </w:p>
         </w:tc>
         <w:tc>
@@ -1801,7 +1747,31 @@
                 <w:szCs w:val="20"/>
                 <w:lang w:val="en-US"/>
               </w:rPr>
-              <w:t>39</w:t>
+              <w:t>{{</w:t>
+            </w:r>
+            <w:proofErr w:type="spellStart"/>
+            <w:proofErr w:type="gramStart"/>
+            <w:r>
+              <w:rPr>
+                <w:rFonts w:ascii="Tahoma" w:hAnsi="Tahoma" w:cs="Tahoma"/>
+                <w:color w:val="000000"/>
+                <w:sz w:val="20"/>
+                <w:szCs w:val="20"/>
+                <w:lang w:val="en-US"/>
+              </w:rPr>
+              <w:t>p.umur</w:t>
+            </w:r>
+            <w:proofErr w:type="spellEnd"/>
+            <w:proofErr w:type="gramEnd"/>
+            <w:r>
+              <w:rPr>
+                <w:rFonts w:ascii="Tahoma" w:hAnsi="Tahoma" w:cs="Tahoma"/>
+                <w:color w:val="000000"/>
+                <w:sz w:val="20"/>
+                <w:szCs w:val="20"/>
+                <w:lang w:val="en-US"/>
+              </w:rPr>
+              <w:t>}}</w:t>
             </w:r>
           </w:p>
         </w:tc>
@@ -1835,7 +1805,31 @@
                 <w:szCs w:val="20"/>
                 <w:lang w:val="en-US"/>
               </w:rPr>
-              <w:t>L</w:t>
+              <w:t>{{</w:t>
+            </w:r>
+            <w:proofErr w:type="spellStart"/>
+            <w:proofErr w:type="gramStart"/>
+            <w:r>
+              <w:rPr>
+                <w:rFonts w:ascii="Tahoma" w:hAnsi="Tahoma" w:cs="Tahoma"/>
+                <w:color w:val="000000"/>
+                <w:sz w:val="20"/>
+                <w:szCs w:val="20"/>
+                <w:lang w:val="en-US"/>
+              </w:rPr>
+              <w:t>p.lp</w:t>
+            </w:r>
+            <w:proofErr w:type="spellEnd"/>
+            <w:proofErr w:type="gramEnd"/>
+            <w:r>
+              <w:rPr>
+                <w:rFonts w:ascii="Tahoma" w:hAnsi="Tahoma" w:cs="Tahoma"/>
+                <w:color w:val="000000"/>
+                <w:sz w:val="20"/>
+                <w:szCs w:val="20"/>
+                <w:lang w:val="en-US"/>
+              </w:rPr>
+              <w:t>}}</w:t>
             </w:r>
           </w:p>
         </w:tc>
@@ -1870,7 +1864,31 @@
                 <w:szCs w:val="20"/>
                 <w:lang w:val="en-US"/>
               </w:rPr>
-              <w:t>Islam</w:t>
+              <w:t>{{</w:t>
+            </w:r>
+            <w:proofErr w:type="spellStart"/>
+            <w:proofErr w:type="gramStart"/>
+            <w:r>
+              <w:rPr>
+                <w:rFonts w:ascii="Tahoma" w:hAnsi="Tahoma" w:cs="Tahoma"/>
+                <w:color w:val="000000"/>
+                <w:sz w:val="20"/>
+                <w:szCs w:val="20"/>
+                <w:lang w:val="en-US"/>
+              </w:rPr>
+              <w:t>p.agama</w:t>
+            </w:r>
+            <w:proofErr w:type="spellEnd"/>
+            <w:proofErr w:type="gramEnd"/>
+            <w:r>
+              <w:rPr>
+                <w:rFonts w:ascii="Tahoma" w:hAnsi="Tahoma" w:cs="Tahoma"/>
+                <w:color w:val="000000"/>
+                <w:sz w:val="20"/>
+                <w:szCs w:val="20"/>
+                <w:lang w:val="en-US"/>
+              </w:rPr>
+              <w:t>}}</w:t>
             </w:r>
           </w:p>
         </w:tc>
@@ -1903,7 +1921,31 @@
                 <w:szCs w:val="20"/>
                 <w:lang w:val="en-US"/>
               </w:rPr>
-              <w:t>Kawin</w:t>
+              <w:t>{{</w:t>
+            </w:r>
+            <w:proofErr w:type="spellStart"/>
+            <w:proofErr w:type="gramStart"/>
+            <w:r>
+              <w:rPr>
+                <w:rFonts w:ascii="Tahoma" w:hAnsi="Tahoma" w:cs="Tahoma"/>
+                <w:color w:val="000000"/>
+                <w:sz w:val="20"/>
+                <w:szCs w:val="20"/>
+                <w:lang w:val="en-US"/>
+              </w:rPr>
+              <w:t>p.status</w:t>
+            </w:r>
+            <w:proofErr w:type="spellEnd"/>
+            <w:proofErr w:type="gramEnd"/>
+            <w:r>
+              <w:rPr>
+                <w:rFonts w:ascii="Tahoma" w:hAnsi="Tahoma" w:cs="Tahoma"/>
+                <w:color w:val="000000"/>
+                <w:sz w:val="20"/>
+                <w:szCs w:val="20"/>
+                <w:lang w:val="en-US"/>
+              </w:rPr>
+              <w:t>}}</w:t>
             </w:r>
           </w:p>
         </w:tc>
@@ -1928,6 +1970,16 @@
                 <w:lang w:val="en-US"/>
               </w:rPr>
             </w:pPr>
+            <w:r>
+              <w:rPr>
+                <w:rFonts w:ascii="Tahoma" w:hAnsi="Tahoma" w:cs="Tahoma"/>
+                <w:color w:val="000000"/>
+                <w:sz w:val="20"/>
+                <w:szCs w:val="20"/>
+                <w:lang w:val="en-US"/>
+              </w:rPr>
+              <w:t>{{</w:t>
+            </w:r>
             <w:proofErr w:type="spellStart"/>
             <w:r>
               <w:rPr>
@@ -1937,9 +1989,19 @@
                 <w:szCs w:val="20"/>
                 <w:lang w:val="en-US"/>
               </w:rPr>
-              <w:t>Suami</w:t>
+              <w:t>p.hub</w:t>
             </w:r>
             <w:proofErr w:type="spellEnd"/>
+            <w:r>
+              <w:rPr>
+                <w:rFonts w:ascii="Tahoma" w:hAnsi="Tahoma" w:cs="Tahoma"/>
+                <w:color w:val="000000"/>
+                <w:sz w:val="20"/>
+                <w:szCs w:val="20"/>
+                <w:lang w:val="en-US"/>
+              </w:rPr>
+              <w:t>}}</w:t>
+            </w:r>
           </w:p>
         </w:tc>
         <w:tc>
@@ -1964,93 +2026,39 @@
                 <w:lang w:val="en-US"/>
               </w:rPr>
             </w:pPr>
+            <w:r>
+              <w:rPr>
+                <w:rFonts w:ascii="Tahoma" w:hAnsi="Tahoma" w:cs="Tahoma"/>
+                <w:color w:val="000000"/>
+                <w:sz w:val="20"/>
+                <w:szCs w:val="20"/>
+                <w:lang w:val="en-US"/>
+              </w:rPr>
+              <w:t>{{</w:t>
+            </w:r>
             <w:proofErr w:type="spellStart"/>
-            <w:r>
-              <w:rPr>
-                <w:rFonts w:ascii="Tahoma" w:hAnsi="Tahoma" w:cs="Tahoma"/>
-                <w:color w:val="000000"/>
-                <w:sz w:val="20"/>
-                <w:szCs w:val="20"/>
-                <w:lang w:val="en-US"/>
-              </w:rPr>
-              <w:t>Karyawan</w:t>
+            <w:proofErr w:type="gramStart"/>
+            <w:r>
+              <w:rPr>
+                <w:rFonts w:ascii="Tahoma" w:hAnsi="Tahoma" w:cs="Tahoma"/>
+                <w:color w:val="000000"/>
+                <w:sz w:val="20"/>
+                <w:szCs w:val="20"/>
+                <w:lang w:val="en-US"/>
+              </w:rPr>
+              <w:t>p.pekerjaan</w:t>
             </w:r>
             <w:proofErr w:type="spellEnd"/>
-          </w:p>
-        </w:tc>
-      </w:tr>
-      <w:tr>
-        <w:trPr>
-          <w:gridAfter w:val="3"/>
-          <w:wAfter w:w="2084" w:type="pct"/>
-          <w:trHeight w:val="63"/>
-        </w:trPr>
-        <w:tc>
-          <w:tcPr>
-            <w:tcW w:w="180" w:type="pct"/>
-            <w:gridSpan w:val="2"/>
-            <w:tcBorders>
-              <w:top w:val="single" w:sz="4" w:space="0" w:color="auto"/>
-              <w:left w:val="single" w:sz="4" w:space="0" w:color="auto"/>
-              <w:bottom w:val="single" w:sz="4" w:space="0" w:color="auto"/>
-              <w:right w:val="single" w:sz="4" w:space="0" w:color="auto"/>
-            </w:tcBorders>
-            <w:hideMark/>
-          </w:tcPr>
-          <w:p>
-            <w:pPr>
-              <w:spacing w:beforeLines="40" w:before="96" w:after="20"/>
-              <w:jc w:val="center"/>
-              <w:rPr>
-                <w:rFonts w:ascii="Tahoma" w:hAnsi="Tahoma" w:cs="Tahoma"/>
-                <w:color w:val="000000"/>
-                <w:sz w:val="20"/>
-                <w:szCs w:val="20"/>
-                <w:lang w:val="id-ID"/>
-              </w:rPr>
-            </w:pPr>
-            <w:r>
-              <w:rPr>
-                <w:rFonts w:ascii="Tahoma" w:hAnsi="Tahoma" w:cs="Tahoma"/>
-                <w:color w:val="000000"/>
-                <w:sz w:val="20"/>
-                <w:szCs w:val="20"/>
-                <w:lang w:val="id-ID"/>
-              </w:rPr>
-              <w:t>2</w:t>
-            </w:r>
-          </w:p>
-        </w:tc>
-        <w:tc>
-          <w:tcPr>
-            <w:tcW w:w="692" w:type="pct"/>
-            <w:tcBorders>
-              <w:top w:val="single" w:sz="4" w:space="0" w:color="auto"/>
-              <w:left w:val="single" w:sz="4" w:space="0" w:color="auto"/>
-              <w:bottom w:val="single" w:sz="4" w:space="0" w:color="auto"/>
-              <w:right w:val="single" w:sz="4" w:space="0" w:color="auto"/>
-            </w:tcBorders>
-          </w:tcPr>
-          <w:p>
-            <w:pPr>
-              <w:spacing w:beforeLines="40" w:before="96" w:after="20"/>
-              <w:rPr>
-                <w:rFonts w:ascii="Tahoma" w:hAnsi="Tahoma" w:cs="Tahoma"/>
-                <w:color w:val="000000"/>
-                <w:sz w:val="20"/>
-                <w:szCs w:val="20"/>
-                <w:lang w:val="en-US"/>
-              </w:rPr>
-            </w:pPr>
-            <w:r>
-              <w:rPr>
-                <w:rFonts w:ascii="Tahoma" w:hAnsi="Tahoma" w:cs="Tahoma"/>
-                <w:color w:val="000000"/>
-                <w:sz w:val="20"/>
-                <w:szCs w:val="20"/>
-                <w:lang w:val="en-US"/>
-              </w:rPr>
-              <w:t xml:space="preserve">Maya </w:t>
+            <w:proofErr w:type="gramEnd"/>
+            <w:r>
+              <w:rPr>
+                <w:rFonts w:ascii="Tahoma" w:hAnsi="Tahoma" w:cs="Tahoma"/>
+                <w:color w:val="000000"/>
+                <w:sz w:val="20"/>
+                <w:szCs w:val="20"/>
+                <w:lang w:val="en-US"/>
+              </w:rPr>
+              <w:t xml:space="preserve">}}{% </w:t>
             </w:r>
             <w:proofErr w:type="spellStart"/>
             <w:r>
@@ -2061,843 +2069,19 @@
                 <w:szCs w:val="20"/>
                 <w:lang w:val="en-US"/>
               </w:rPr>
-              <w:t>Mulyani</w:t>
+              <w:t>endfor</w:t>
             </w:r>
             <w:proofErr w:type="spellEnd"/>
-          </w:p>
-        </w:tc>
-        <w:tc>
-          <w:tcPr>
-            <w:tcW w:w="302" w:type="pct"/>
-            <w:tcBorders>
-              <w:top w:val="single" w:sz="4" w:space="0" w:color="auto"/>
-              <w:left w:val="single" w:sz="4" w:space="0" w:color="auto"/>
-              <w:bottom w:val="single" w:sz="4" w:space="0" w:color="auto"/>
-              <w:right w:val="single" w:sz="4" w:space="0" w:color="auto"/>
-            </w:tcBorders>
-          </w:tcPr>
-          <w:p>
-            <w:pPr>
-              <w:spacing w:beforeLines="40" w:before="96" w:after="20"/>
-              <w:rPr>
-                <w:rFonts w:ascii="Tahoma" w:hAnsi="Tahoma" w:cs="Tahoma"/>
-                <w:color w:val="000000"/>
-                <w:sz w:val="20"/>
-                <w:szCs w:val="20"/>
-                <w:lang w:val="en-US"/>
-              </w:rPr>
-            </w:pPr>
-            <w:r>
-              <w:rPr>
-                <w:rFonts w:ascii="Tahoma" w:hAnsi="Tahoma" w:cs="Tahoma"/>
-                <w:color w:val="000000"/>
-                <w:sz w:val="20"/>
-                <w:szCs w:val="20"/>
-                <w:lang w:val="en-US"/>
-              </w:rPr>
-              <w:t xml:space="preserve">    38</w:t>
-            </w:r>
-          </w:p>
-        </w:tc>
-        <w:tc>
-          <w:tcPr>
-            <w:tcW w:w="220" w:type="pct"/>
-            <w:tcBorders>
-              <w:top w:val="single" w:sz="4" w:space="0" w:color="auto"/>
-              <w:left w:val="single" w:sz="4" w:space="0" w:color="auto"/>
-              <w:bottom w:val="single" w:sz="4" w:space="0" w:color="auto"/>
-              <w:right w:val="single" w:sz="4" w:space="0" w:color="auto"/>
-            </w:tcBorders>
-          </w:tcPr>
-          <w:p>
-            <w:pPr>
-              <w:spacing w:beforeLines="40" w:before="96" w:afterLines="30" w:after="72"/>
-              <w:jc w:val="center"/>
-              <w:rPr>
-                <w:rFonts w:ascii="Tahoma" w:hAnsi="Tahoma" w:cs="Tahoma"/>
-                <w:color w:val="000000"/>
-                <w:sz w:val="20"/>
-                <w:szCs w:val="20"/>
-                <w:lang w:val="en-US"/>
-              </w:rPr>
-            </w:pPr>
-            <w:r>
-              <w:rPr>
-                <w:rFonts w:ascii="Tahoma" w:hAnsi="Tahoma" w:cs="Tahoma"/>
-                <w:color w:val="000000"/>
-                <w:sz w:val="20"/>
-                <w:szCs w:val="20"/>
-                <w:lang w:val="en-US"/>
-              </w:rPr>
-              <w:t>P</w:t>
-            </w:r>
-          </w:p>
-        </w:tc>
-        <w:tc>
-          <w:tcPr>
-            <w:tcW w:w="322" w:type="pct"/>
-            <w:gridSpan w:val="3"/>
-            <w:tcBorders>
-              <w:top w:val="single" w:sz="4" w:space="0" w:color="auto"/>
-              <w:left w:val="single" w:sz="4" w:space="0" w:color="auto"/>
-              <w:bottom w:val="single" w:sz="4" w:space="0" w:color="auto"/>
-              <w:right w:val="single" w:sz="4" w:space="0" w:color="auto"/>
-            </w:tcBorders>
-          </w:tcPr>
-          <w:p>
-            <w:pPr>
-              <w:spacing w:beforeLines="40" w:before="96" w:afterLines="30" w:after="72"/>
-              <w:jc w:val="center"/>
-              <w:rPr>
-                <w:rFonts w:ascii="Tahoma" w:hAnsi="Tahoma" w:cs="Tahoma"/>
-                <w:color w:val="000000"/>
-                <w:sz w:val="20"/>
-                <w:szCs w:val="20"/>
-                <w:lang w:val="en-US"/>
-              </w:rPr>
-            </w:pPr>
-            <w:r>
-              <w:rPr>
-                <w:rFonts w:ascii="Tahoma" w:hAnsi="Tahoma" w:cs="Tahoma"/>
-                <w:color w:val="000000"/>
-                <w:sz w:val="20"/>
-                <w:szCs w:val="20"/>
-                <w:lang w:val="en-US"/>
-              </w:rPr>
-              <w:t>Islam</w:t>
-            </w:r>
-          </w:p>
-        </w:tc>
-        <w:tc>
-          <w:tcPr>
-            <w:tcW w:w="373" w:type="pct"/>
-            <w:tcBorders>
-              <w:top w:val="single" w:sz="4" w:space="0" w:color="auto"/>
-              <w:left w:val="single" w:sz="4" w:space="0" w:color="auto"/>
-              <w:bottom w:val="single" w:sz="4" w:space="0" w:color="auto"/>
-              <w:right w:val="single" w:sz="4" w:space="0" w:color="auto"/>
-            </w:tcBorders>
-          </w:tcPr>
-          <w:p>
-            <w:pPr>
-              <w:spacing w:beforeLines="40" w:before="96" w:afterLines="30" w:after="72"/>
-              <w:rPr>
-                <w:rFonts w:ascii="Tahoma" w:hAnsi="Tahoma" w:cs="Tahoma"/>
-                <w:color w:val="000000"/>
-                <w:sz w:val="20"/>
-                <w:szCs w:val="20"/>
-                <w:lang w:val="en-US"/>
-              </w:rPr>
-            </w:pPr>
-            <w:r>
-              <w:rPr>
-                <w:rFonts w:ascii="Tahoma" w:hAnsi="Tahoma" w:cs="Tahoma"/>
-                <w:color w:val="000000"/>
-                <w:sz w:val="20"/>
-                <w:szCs w:val="20"/>
-                <w:lang w:val="en-US"/>
-              </w:rPr>
-              <w:t>Kawin</w:t>
-            </w:r>
-          </w:p>
-        </w:tc>
-        <w:tc>
-          <w:tcPr>
-            <w:tcW w:w="346" w:type="pct"/>
-            <w:tcBorders>
-              <w:top w:val="single" w:sz="4" w:space="0" w:color="auto"/>
-              <w:left w:val="single" w:sz="4" w:space="0" w:color="auto"/>
-              <w:bottom w:val="single" w:sz="4" w:space="0" w:color="auto"/>
-              <w:right w:val="single" w:sz="4" w:space="0" w:color="auto"/>
-            </w:tcBorders>
-          </w:tcPr>
-          <w:p>
-            <w:pPr>
-              <w:spacing w:beforeLines="40" w:before="96" w:afterLines="30" w:after="72"/>
-              <w:rPr>
-                <w:rFonts w:ascii="Tahoma" w:hAnsi="Tahoma" w:cs="Tahoma"/>
-                <w:color w:val="000000"/>
-                <w:sz w:val="20"/>
-                <w:szCs w:val="20"/>
-                <w:lang w:val="en-US"/>
-              </w:rPr>
-            </w:pPr>
-            <w:proofErr w:type="spellStart"/>
-            <w:r>
-              <w:rPr>
-                <w:rFonts w:ascii="Tahoma" w:hAnsi="Tahoma" w:cs="Tahoma"/>
-                <w:color w:val="000000"/>
-                <w:sz w:val="20"/>
-                <w:szCs w:val="20"/>
-                <w:lang w:val="en-US"/>
-              </w:rPr>
-              <w:t>Istri</w:t>
-            </w:r>
-            <w:proofErr w:type="spellEnd"/>
-          </w:p>
-        </w:tc>
-        <w:tc>
-          <w:tcPr>
-            <w:tcW w:w="481" w:type="pct"/>
-            <w:tcBorders>
-              <w:top w:val="single" w:sz="4" w:space="0" w:color="auto"/>
-              <w:left w:val="single" w:sz="4" w:space="0" w:color="auto"/>
-              <w:bottom w:val="single" w:sz="4" w:space="0" w:color="auto"/>
-              <w:right w:val="single" w:sz="4" w:space="0" w:color="auto"/>
-            </w:tcBorders>
-          </w:tcPr>
-          <w:p>
-            <w:pPr>
-              <w:spacing w:beforeLines="40" w:before="96" w:afterLines="30" w:after="72"/>
-              <w:jc w:val="center"/>
-              <w:rPr>
-                <w:rFonts w:ascii="Tahoma" w:hAnsi="Tahoma" w:cs="Tahoma"/>
-                <w:color w:val="000000"/>
-                <w:sz w:val="20"/>
-                <w:szCs w:val="20"/>
-                <w:lang w:val="id-ID"/>
-              </w:rPr>
-            </w:pPr>
-          </w:p>
-        </w:tc>
-      </w:tr>
-      <w:tr>
-        <w:trPr>
-          <w:gridAfter w:val="3"/>
-          <w:wAfter w:w="2084" w:type="pct"/>
-          <w:trHeight w:val="77"/>
-        </w:trPr>
-        <w:tc>
-          <w:tcPr>
-            <w:tcW w:w="180" w:type="pct"/>
-            <w:gridSpan w:val="2"/>
-            <w:tcBorders>
-              <w:top w:val="single" w:sz="4" w:space="0" w:color="auto"/>
-              <w:left w:val="single" w:sz="4" w:space="0" w:color="auto"/>
-              <w:bottom w:val="single" w:sz="4" w:space="0" w:color="auto"/>
-              <w:right w:val="single" w:sz="4" w:space="0" w:color="auto"/>
-            </w:tcBorders>
-            <w:hideMark/>
-          </w:tcPr>
-          <w:p>
-            <w:pPr>
-              <w:spacing w:beforeLines="40" w:before="96" w:after="20"/>
-              <w:jc w:val="center"/>
-              <w:rPr>
-                <w:rFonts w:ascii="Tahoma" w:hAnsi="Tahoma" w:cs="Tahoma"/>
-                <w:color w:val="000000"/>
-                <w:sz w:val="20"/>
-                <w:szCs w:val="20"/>
-                <w:lang w:val="id-ID"/>
-              </w:rPr>
-            </w:pPr>
-            <w:r>
-              <w:rPr>
-                <w:rFonts w:ascii="Tahoma" w:hAnsi="Tahoma" w:cs="Tahoma"/>
-                <w:color w:val="000000"/>
-                <w:sz w:val="20"/>
-                <w:szCs w:val="20"/>
-                <w:lang w:val="id-ID"/>
-              </w:rPr>
-              <w:t>3</w:t>
-            </w:r>
-          </w:p>
-        </w:tc>
-        <w:tc>
-          <w:tcPr>
-            <w:tcW w:w="692" w:type="pct"/>
-            <w:tcBorders>
-              <w:top w:val="single" w:sz="4" w:space="0" w:color="auto"/>
-              <w:left w:val="single" w:sz="4" w:space="0" w:color="auto"/>
-              <w:bottom w:val="single" w:sz="4" w:space="0" w:color="auto"/>
-              <w:right w:val="single" w:sz="4" w:space="0" w:color="auto"/>
-            </w:tcBorders>
-          </w:tcPr>
-          <w:p>
-            <w:pPr>
-              <w:spacing w:beforeLines="40" w:before="96" w:after="20"/>
-              <w:rPr>
-                <w:rFonts w:ascii="Tahoma" w:hAnsi="Tahoma" w:cs="Tahoma"/>
-                <w:color w:val="000000"/>
-                <w:sz w:val="20"/>
-                <w:szCs w:val="20"/>
-                <w:lang w:val="en-US"/>
-              </w:rPr>
-            </w:pPr>
-            <w:proofErr w:type="spellStart"/>
-            <w:r>
-              <w:rPr>
-                <w:rFonts w:ascii="Tahoma" w:hAnsi="Tahoma" w:cs="Tahoma"/>
-                <w:color w:val="000000"/>
-                <w:sz w:val="20"/>
-                <w:szCs w:val="20"/>
-                <w:lang w:val="en-US"/>
-              </w:rPr>
-              <w:t>Rhafa</w:t>
-            </w:r>
-            <w:proofErr w:type="spellEnd"/>
-            <w:r>
-              <w:rPr>
-                <w:rFonts w:ascii="Tahoma" w:hAnsi="Tahoma" w:cs="Tahoma"/>
-                <w:color w:val="000000"/>
-                <w:sz w:val="20"/>
-                <w:szCs w:val="20"/>
-                <w:lang w:val="en-US"/>
-              </w:rPr>
-              <w:t xml:space="preserve"> </w:t>
-            </w:r>
-            <w:proofErr w:type="spellStart"/>
-            <w:r>
-              <w:rPr>
-                <w:rFonts w:ascii="Tahoma" w:hAnsi="Tahoma" w:cs="Tahoma"/>
-                <w:color w:val="000000"/>
-                <w:sz w:val="20"/>
-                <w:szCs w:val="20"/>
-                <w:lang w:val="en-US"/>
-              </w:rPr>
-              <w:t>Tama</w:t>
-            </w:r>
-            <w:proofErr w:type="spellEnd"/>
-            <w:r>
-              <w:rPr>
-                <w:rFonts w:ascii="Tahoma" w:hAnsi="Tahoma" w:cs="Tahoma"/>
-                <w:color w:val="000000"/>
-                <w:sz w:val="20"/>
-                <w:szCs w:val="20"/>
-                <w:lang w:val="en-US"/>
-              </w:rPr>
-              <w:t xml:space="preserve"> F</w:t>
-            </w:r>
-          </w:p>
-        </w:tc>
-        <w:tc>
-          <w:tcPr>
-            <w:tcW w:w="302" w:type="pct"/>
-            <w:tcBorders>
-              <w:top w:val="single" w:sz="4" w:space="0" w:color="auto"/>
-              <w:left w:val="single" w:sz="4" w:space="0" w:color="auto"/>
-              <w:bottom w:val="single" w:sz="4" w:space="0" w:color="auto"/>
-              <w:right w:val="single" w:sz="4" w:space="0" w:color="auto"/>
-            </w:tcBorders>
-          </w:tcPr>
-          <w:p>
-            <w:pPr>
-              <w:spacing w:beforeLines="40" w:before="96" w:after="20"/>
-              <w:jc w:val="center"/>
-              <w:rPr>
-                <w:rFonts w:ascii="Tahoma" w:hAnsi="Tahoma" w:cs="Tahoma"/>
-                <w:color w:val="000000"/>
-                <w:sz w:val="20"/>
-                <w:szCs w:val="20"/>
-                <w:lang w:val="en-US"/>
-              </w:rPr>
-            </w:pPr>
-            <w:r>
-              <w:rPr>
-                <w:rFonts w:ascii="Tahoma" w:hAnsi="Tahoma" w:cs="Tahoma"/>
-                <w:color w:val="000000"/>
-                <w:sz w:val="20"/>
-                <w:szCs w:val="20"/>
-                <w:lang w:val="en-US"/>
-              </w:rPr>
-              <w:t>10</w:t>
-            </w:r>
-          </w:p>
-        </w:tc>
-        <w:tc>
-          <w:tcPr>
-            <w:tcW w:w="220" w:type="pct"/>
-            <w:tcBorders>
-              <w:top w:val="single" w:sz="4" w:space="0" w:color="auto"/>
-              <w:left w:val="single" w:sz="4" w:space="0" w:color="auto"/>
-              <w:bottom w:val="single" w:sz="4" w:space="0" w:color="auto"/>
-              <w:right w:val="single" w:sz="4" w:space="0" w:color="auto"/>
-            </w:tcBorders>
-          </w:tcPr>
-          <w:p>
-            <w:pPr>
-              <w:spacing w:beforeLines="40" w:before="96" w:afterLines="30" w:after="72"/>
-              <w:jc w:val="center"/>
-              <w:rPr>
-                <w:rFonts w:ascii="Tahoma" w:hAnsi="Tahoma" w:cs="Tahoma"/>
-                <w:color w:val="000000"/>
-                <w:sz w:val="20"/>
-                <w:szCs w:val="20"/>
-                <w:lang w:val="en-US"/>
-              </w:rPr>
-            </w:pPr>
-            <w:r>
-              <w:rPr>
-                <w:rFonts w:ascii="Tahoma" w:hAnsi="Tahoma" w:cs="Tahoma"/>
-                <w:color w:val="000000"/>
-                <w:sz w:val="20"/>
-                <w:szCs w:val="20"/>
-                <w:lang w:val="en-US"/>
-              </w:rPr>
-              <w:t>L</w:t>
-            </w:r>
-          </w:p>
-        </w:tc>
-        <w:tc>
-          <w:tcPr>
-            <w:tcW w:w="322" w:type="pct"/>
-            <w:gridSpan w:val="3"/>
-            <w:tcBorders>
-              <w:top w:val="single" w:sz="4" w:space="0" w:color="auto"/>
-              <w:left w:val="single" w:sz="4" w:space="0" w:color="auto"/>
-              <w:bottom w:val="single" w:sz="4" w:space="0" w:color="auto"/>
-              <w:right w:val="single" w:sz="4" w:space="0" w:color="auto"/>
-            </w:tcBorders>
-          </w:tcPr>
-          <w:p>
-            <w:pPr>
-              <w:spacing w:beforeLines="40" w:before="96" w:afterLines="30" w:after="72"/>
-              <w:jc w:val="center"/>
-              <w:rPr>
-                <w:rFonts w:ascii="Tahoma" w:hAnsi="Tahoma" w:cs="Tahoma"/>
-                <w:color w:val="000000"/>
-                <w:sz w:val="20"/>
-                <w:szCs w:val="20"/>
-                <w:lang w:val="en-US"/>
-              </w:rPr>
-            </w:pPr>
-            <w:r>
-              <w:rPr>
-                <w:rFonts w:ascii="Tahoma" w:hAnsi="Tahoma" w:cs="Tahoma"/>
-                <w:color w:val="000000"/>
-                <w:sz w:val="20"/>
-                <w:szCs w:val="20"/>
-                <w:lang w:val="en-US"/>
-              </w:rPr>
-              <w:t>Islam</w:t>
-            </w:r>
-          </w:p>
-        </w:tc>
-        <w:tc>
-          <w:tcPr>
-            <w:tcW w:w="373" w:type="pct"/>
-            <w:tcBorders>
-              <w:top w:val="single" w:sz="4" w:space="0" w:color="auto"/>
-              <w:left w:val="single" w:sz="4" w:space="0" w:color="auto"/>
-              <w:bottom w:val="single" w:sz="4" w:space="0" w:color="auto"/>
-              <w:right w:val="single" w:sz="4" w:space="0" w:color="auto"/>
-            </w:tcBorders>
-          </w:tcPr>
-          <w:p>
-            <w:pPr>
-              <w:spacing w:beforeLines="40" w:before="96" w:afterLines="30" w:after="72"/>
-              <w:rPr>
-                <w:rFonts w:ascii="Tahoma" w:hAnsi="Tahoma" w:cs="Tahoma"/>
-                <w:color w:val="000000"/>
-                <w:sz w:val="20"/>
-                <w:szCs w:val="20"/>
-                <w:lang w:val="en-US"/>
-              </w:rPr>
-            </w:pPr>
-            <w:proofErr w:type="spellStart"/>
-            <w:r>
-              <w:rPr>
-                <w:rFonts w:ascii="Tahoma" w:hAnsi="Tahoma" w:cs="Tahoma"/>
-                <w:color w:val="000000"/>
-                <w:sz w:val="20"/>
-                <w:szCs w:val="20"/>
-                <w:lang w:val="en-US"/>
-              </w:rPr>
-              <w:t>Blm</w:t>
-            </w:r>
-            <w:proofErr w:type="spellEnd"/>
-            <w:r>
-              <w:rPr>
-                <w:rFonts w:ascii="Tahoma" w:hAnsi="Tahoma" w:cs="Tahoma"/>
-                <w:color w:val="000000"/>
-                <w:sz w:val="20"/>
-                <w:szCs w:val="20"/>
-                <w:lang w:val="en-US"/>
-              </w:rPr>
-              <w:t xml:space="preserve"> </w:t>
-            </w:r>
-            <w:proofErr w:type="spellStart"/>
-            <w:r>
-              <w:rPr>
-                <w:rFonts w:ascii="Tahoma" w:hAnsi="Tahoma" w:cs="Tahoma"/>
-                <w:color w:val="000000"/>
-                <w:sz w:val="20"/>
-                <w:szCs w:val="20"/>
-                <w:lang w:val="en-US"/>
-              </w:rPr>
-              <w:t>Kwin</w:t>
-            </w:r>
-            <w:proofErr w:type="spellEnd"/>
-          </w:p>
-        </w:tc>
-        <w:tc>
-          <w:tcPr>
-            <w:tcW w:w="346" w:type="pct"/>
-            <w:tcBorders>
-              <w:top w:val="single" w:sz="4" w:space="0" w:color="auto"/>
-              <w:left w:val="single" w:sz="4" w:space="0" w:color="auto"/>
-              <w:bottom w:val="single" w:sz="4" w:space="0" w:color="auto"/>
-              <w:right w:val="single" w:sz="4" w:space="0" w:color="auto"/>
-            </w:tcBorders>
-          </w:tcPr>
-          <w:p>
-            <w:pPr>
-              <w:rPr>
-                <w:rFonts w:ascii="Tahoma" w:hAnsi="Tahoma" w:cs="Tahoma"/>
-                <w:color w:val="000000"/>
-                <w:sz w:val="20"/>
-                <w:szCs w:val="20"/>
-                <w:lang w:val="en-US"/>
-              </w:rPr>
-            </w:pPr>
-            <w:r>
-              <w:rPr>
-                <w:rFonts w:ascii="Tahoma" w:hAnsi="Tahoma" w:cs="Tahoma"/>
-                <w:color w:val="000000"/>
-                <w:sz w:val="20"/>
-                <w:szCs w:val="20"/>
-                <w:lang w:val="en-US"/>
-              </w:rPr>
-              <w:t>Anak</w:t>
-            </w:r>
-          </w:p>
-        </w:tc>
-        <w:tc>
-          <w:tcPr>
-            <w:tcW w:w="481" w:type="pct"/>
-            <w:tcBorders>
-              <w:top w:val="single" w:sz="4" w:space="0" w:color="auto"/>
-              <w:left w:val="single" w:sz="4" w:space="0" w:color="auto"/>
-              <w:bottom w:val="single" w:sz="4" w:space="0" w:color="auto"/>
-              <w:right w:val="single" w:sz="4" w:space="0" w:color="auto"/>
-            </w:tcBorders>
-          </w:tcPr>
-          <w:p>
-            <w:pPr>
-              <w:rPr>
-                <w:lang w:val="id-ID"/>
-              </w:rPr>
-            </w:pPr>
-          </w:p>
-        </w:tc>
-      </w:tr>
-      <w:tr>
-        <w:trPr>
-          <w:gridAfter w:val="3"/>
-          <w:wAfter w:w="2084" w:type="pct"/>
-          <w:trHeight w:val="77"/>
-        </w:trPr>
-        <w:tc>
-          <w:tcPr>
-            <w:tcW w:w="180" w:type="pct"/>
-            <w:gridSpan w:val="2"/>
-            <w:tcBorders>
-              <w:top w:val="single" w:sz="4" w:space="0" w:color="auto"/>
-              <w:left w:val="single" w:sz="4" w:space="0" w:color="auto"/>
-              <w:bottom w:val="single" w:sz="4" w:space="0" w:color="auto"/>
-              <w:right w:val="single" w:sz="4" w:space="0" w:color="auto"/>
-            </w:tcBorders>
-            <w:hideMark/>
-          </w:tcPr>
-          <w:p>
-            <w:pPr>
-              <w:spacing w:beforeLines="40" w:before="96" w:after="20"/>
-              <w:jc w:val="center"/>
-              <w:rPr>
-                <w:rFonts w:ascii="Tahoma" w:hAnsi="Tahoma" w:cs="Tahoma"/>
-                <w:color w:val="000000"/>
-                <w:sz w:val="20"/>
-                <w:szCs w:val="20"/>
-                <w:lang w:val="en-US"/>
-              </w:rPr>
-            </w:pPr>
-            <w:r>
-              <w:rPr>
-                <w:rFonts w:ascii="Tahoma" w:hAnsi="Tahoma" w:cs="Tahoma"/>
-                <w:color w:val="000000"/>
-                <w:sz w:val="20"/>
-                <w:szCs w:val="20"/>
-                <w:lang w:val="en-US"/>
-              </w:rPr>
-              <w:t>4</w:t>
-            </w:r>
-          </w:p>
-        </w:tc>
-        <w:tc>
-          <w:tcPr>
-            <w:tcW w:w="692" w:type="pct"/>
-            <w:tcBorders>
-              <w:top w:val="single" w:sz="4" w:space="0" w:color="auto"/>
-              <w:left w:val="single" w:sz="4" w:space="0" w:color="auto"/>
-              <w:bottom w:val="single" w:sz="4" w:space="0" w:color="auto"/>
-              <w:right w:val="single" w:sz="4" w:space="0" w:color="auto"/>
-            </w:tcBorders>
-          </w:tcPr>
-          <w:p>
-            <w:pPr>
-              <w:spacing w:beforeLines="40" w:before="96" w:after="20"/>
-              <w:rPr>
-                <w:rFonts w:ascii="Tahoma" w:hAnsi="Tahoma" w:cs="Tahoma"/>
-                <w:color w:val="000000"/>
-                <w:sz w:val="20"/>
-                <w:szCs w:val="20"/>
-                <w:lang w:val="en-US"/>
-              </w:rPr>
-            </w:pPr>
-            <w:proofErr w:type="spellStart"/>
-            <w:r>
-              <w:rPr>
-                <w:rFonts w:ascii="Tahoma" w:hAnsi="Tahoma" w:cs="Tahoma"/>
-                <w:color w:val="000000"/>
-                <w:sz w:val="20"/>
-                <w:szCs w:val="20"/>
-                <w:lang w:val="en-US"/>
-              </w:rPr>
-              <w:t>Fathan</w:t>
-            </w:r>
-            <w:proofErr w:type="spellEnd"/>
-            <w:r>
-              <w:rPr>
-                <w:rFonts w:ascii="Tahoma" w:hAnsi="Tahoma" w:cs="Tahoma"/>
-                <w:color w:val="000000"/>
-                <w:sz w:val="20"/>
-                <w:szCs w:val="20"/>
-                <w:lang w:val="en-US"/>
-              </w:rPr>
-              <w:t xml:space="preserve"> </w:t>
-            </w:r>
-            <w:proofErr w:type="spellStart"/>
-            <w:r>
-              <w:rPr>
-                <w:rFonts w:ascii="Tahoma" w:hAnsi="Tahoma" w:cs="Tahoma"/>
-                <w:color w:val="000000"/>
-                <w:sz w:val="20"/>
-                <w:szCs w:val="20"/>
-                <w:lang w:val="en-US"/>
-              </w:rPr>
-              <w:t>Khairy</w:t>
-            </w:r>
-            <w:proofErr w:type="spellEnd"/>
-            <w:r>
-              <w:rPr>
-                <w:rFonts w:ascii="Tahoma" w:hAnsi="Tahoma" w:cs="Tahoma"/>
-                <w:color w:val="000000"/>
-                <w:sz w:val="20"/>
-                <w:szCs w:val="20"/>
-                <w:lang w:val="en-US"/>
-              </w:rPr>
-              <w:t xml:space="preserve"> F</w:t>
-            </w:r>
-          </w:p>
-        </w:tc>
-        <w:tc>
-          <w:tcPr>
-            <w:tcW w:w="302" w:type="pct"/>
-            <w:tcBorders>
-              <w:top w:val="single" w:sz="4" w:space="0" w:color="auto"/>
-              <w:left w:val="single" w:sz="4" w:space="0" w:color="auto"/>
-              <w:bottom w:val="single" w:sz="4" w:space="0" w:color="auto"/>
-              <w:right w:val="single" w:sz="4" w:space="0" w:color="auto"/>
-            </w:tcBorders>
-          </w:tcPr>
-          <w:p>
-            <w:pPr>
-              <w:spacing w:beforeLines="40" w:before="96" w:after="20"/>
-              <w:jc w:val="center"/>
-              <w:rPr>
-                <w:rFonts w:ascii="Tahoma" w:hAnsi="Tahoma" w:cs="Tahoma"/>
-                <w:color w:val="000000"/>
-                <w:sz w:val="20"/>
-                <w:szCs w:val="20"/>
-                <w:lang w:val="en-US"/>
-              </w:rPr>
-            </w:pPr>
-            <w:r>
-              <w:rPr>
-                <w:rFonts w:ascii="Tahoma" w:hAnsi="Tahoma" w:cs="Tahoma"/>
-                <w:color w:val="000000"/>
-                <w:sz w:val="20"/>
-                <w:szCs w:val="20"/>
-                <w:lang w:val="en-US"/>
-              </w:rPr>
-              <w:t>9</w:t>
-            </w:r>
-          </w:p>
-        </w:tc>
-        <w:tc>
-          <w:tcPr>
-            <w:tcW w:w="220" w:type="pct"/>
-            <w:tcBorders>
-              <w:top w:val="single" w:sz="4" w:space="0" w:color="auto"/>
-              <w:left w:val="single" w:sz="4" w:space="0" w:color="auto"/>
-              <w:bottom w:val="single" w:sz="4" w:space="0" w:color="auto"/>
-              <w:right w:val="single" w:sz="4" w:space="0" w:color="auto"/>
-            </w:tcBorders>
-          </w:tcPr>
-          <w:p>
-            <w:pPr>
-              <w:spacing w:beforeLines="40" w:before="96" w:afterLines="30" w:after="72"/>
-              <w:jc w:val="center"/>
-              <w:rPr>
-                <w:rFonts w:ascii="Tahoma" w:hAnsi="Tahoma" w:cs="Tahoma"/>
-                <w:color w:val="000000"/>
-                <w:sz w:val="20"/>
-                <w:szCs w:val="20"/>
-                <w:lang w:val="en-US"/>
-              </w:rPr>
-            </w:pPr>
-            <w:r>
-              <w:rPr>
-                <w:rFonts w:ascii="Tahoma" w:hAnsi="Tahoma" w:cs="Tahoma"/>
-                <w:color w:val="000000"/>
-                <w:sz w:val="20"/>
-                <w:szCs w:val="20"/>
-                <w:lang w:val="en-US"/>
-              </w:rPr>
-              <w:t>P</w:t>
-            </w:r>
-          </w:p>
-        </w:tc>
-        <w:tc>
-          <w:tcPr>
-            <w:tcW w:w="322" w:type="pct"/>
-            <w:gridSpan w:val="3"/>
-            <w:tcBorders>
-              <w:top w:val="single" w:sz="4" w:space="0" w:color="auto"/>
-              <w:left w:val="single" w:sz="4" w:space="0" w:color="auto"/>
-              <w:bottom w:val="single" w:sz="4" w:space="0" w:color="auto"/>
-              <w:right w:val="single" w:sz="4" w:space="0" w:color="auto"/>
-            </w:tcBorders>
-          </w:tcPr>
-          <w:p>
-            <w:pPr>
-              <w:spacing w:beforeLines="40" w:before="96" w:afterLines="30" w:after="72"/>
-              <w:jc w:val="center"/>
-              <w:rPr>
-                <w:rFonts w:ascii="Tahoma" w:hAnsi="Tahoma" w:cs="Tahoma"/>
-                <w:color w:val="000000"/>
-                <w:sz w:val="20"/>
-                <w:szCs w:val="20"/>
-                <w:lang w:val="en-US"/>
-              </w:rPr>
-            </w:pPr>
-            <w:r>
-              <w:rPr>
-                <w:rFonts w:ascii="Tahoma" w:hAnsi="Tahoma" w:cs="Tahoma"/>
-                <w:color w:val="000000"/>
-                <w:sz w:val="20"/>
-                <w:szCs w:val="20"/>
-                <w:lang w:val="en-US"/>
-              </w:rPr>
-              <w:t>Islam</w:t>
-            </w:r>
-          </w:p>
-        </w:tc>
-        <w:tc>
-          <w:tcPr>
-            <w:tcW w:w="373" w:type="pct"/>
-            <w:tcBorders>
-              <w:top w:val="single" w:sz="4" w:space="0" w:color="auto"/>
-              <w:left w:val="single" w:sz="4" w:space="0" w:color="auto"/>
-              <w:bottom w:val="single" w:sz="4" w:space="0" w:color="auto"/>
-              <w:right w:val="single" w:sz="4" w:space="0" w:color="auto"/>
-            </w:tcBorders>
-          </w:tcPr>
-          <w:p>
-            <w:pPr>
-              <w:spacing w:beforeLines="40" w:before="96" w:afterLines="30" w:after="72"/>
-              <w:rPr>
-                <w:rFonts w:ascii="Tahoma" w:hAnsi="Tahoma" w:cs="Tahoma"/>
-                <w:color w:val="000000"/>
-                <w:sz w:val="20"/>
-                <w:szCs w:val="20"/>
-                <w:lang w:val="en-US"/>
-              </w:rPr>
-            </w:pPr>
-            <w:proofErr w:type="spellStart"/>
-            <w:r>
-              <w:rPr>
-                <w:rFonts w:ascii="Tahoma" w:hAnsi="Tahoma" w:cs="Tahoma"/>
-                <w:color w:val="000000"/>
-                <w:sz w:val="20"/>
-                <w:szCs w:val="20"/>
-                <w:lang w:val="en-US"/>
-              </w:rPr>
-              <w:t>Blm</w:t>
-            </w:r>
-            <w:proofErr w:type="spellEnd"/>
-            <w:r>
-              <w:rPr>
-                <w:rFonts w:ascii="Tahoma" w:hAnsi="Tahoma" w:cs="Tahoma"/>
-                <w:color w:val="000000"/>
-                <w:sz w:val="20"/>
-                <w:szCs w:val="20"/>
-                <w:lang w:val="en-US"/>
-              </w:rPr>
-              <w:t xml:space="preserve"> </w:t>
-            </w:r>
-            <w:proofErr w:type="spellStart"/>
-            <w:r>
-              <w:rPr>
-                <w:rFonts w:ascii="Tahoma" w:hAnsi="Tahoma" w:cs="Tahoma"/>
-                <w:color w:val="000000"/>
-                <w:sz w:val="20"/>
-                <w:szCs w:val="20"/>
-                <w:lang w:val="en-US"/>
-              </w:rPr>
-              <w:t>Kwin</w:t>
-            </w:r>
-            <w:proofErr w:type="spellEnd"/>
-          </w:p>
-        </w:tc>
-        <w:tc>
-          <w:tcPr>
-            <w:tcW w:w="346" w:type="pct"/>
-            <w:tcBorders>
-              <w:top w:val="single" w:sz="4" w:space="0" w:color="auto"/>
-              <w:left w:val="single" w:sz="4" w:space="0" w:color="auto"/>
-              <w:bottom w:val="single" w:sz="4" w:space="0" w:color="auto"/>
-              <w:right w:val="single" w:sz="4" w:space="0" w:color="auto"/>
-            </w:tcBorders>
-          </w:tcPr>
-          <w:p>
-            <w:pPr>
-              <w:rPr>
-                <w:rFonts w:ascii="Tahoma" w:hAnsi="Tahoma" w:cs="Tahoma"/>
-                <w:color w:val="000000"/>
-                <w:sz w:val="20"/>
-                <w:szCs w:val="20"/>
-                <w:lang w:val="en-US"/>
-              </w:rPr>
-            </w:pPr>
-            <w:r>
-              <w:rPr>
-                <w:rFonts w:ascii="Tahoma" w:hAnsi="Tahoma" w:cs="Tahoma"/>
-                <w:color w:val="000000"/>
-                <w:sz w:val="20"/>
-                <w:szCs w:val="20"/>
-                <w:lang w:val="en-US"/>
-              </w:rPr>
-              <w:t>Anak</w:t>
-            </w:r>
-          </w:p>
-        </w:tc>
-        <w:tc>
-          <w:tcPr>
-            <w:tcW w:w="481" w:type="pct"/>
-            <w:tcBorders>
-              <w:top w:val="single" w:sz="4" w:space="0" w:color="auto"/>
-              <w:left w:val="single" w:sz="4" w:space="0" w:color="auto"/>
-              <w:bottom w:val="single" w:sz="4" w:space="0" w:color="auto"/>
-              <w:right w:val="single" w:sz="4" w:space="0" w:color="auto"/>
-            </w:tcBorders>
-          </w:tcPr>
-          <w:p>
-            <w:pPr>
-              <w:rPr>
-                <w:lang w:val="id-ID"/>
-              </w:rPr>
-            </w:pPr>
+            <w:r>
+              <w:rPr>
+                <w:rFonts w:ascii="Tahoma" w:hAnsi="Tahoma" w:cs="Tahoma"/>
+                <w:color w:val="000000"/>
+                <w:sz w:val="20"/>
+                <w:szCs w:val="20"/>
+                <w:lang w:val="en-US"/>
+              </w:rPr>
+              <w:t xml:space="preserve"> %}</w:t>
+            </w:r>
           </w:p>
         </w:tc>
       </w:tr>
@@ -2968,9 +2152,9 @@
                 <w:color w:val="000000"/>
                 <w:sz w:val="21"/>
                 <w:szCs w:val="21"/>
-                <w:lang w:val="id-ID"/>
-              </w:rPr>
-              <w:t xml:space="preserve">Alamat </w:t>
+                <w:lang w:val="en-US"/>
+              </w:rPr>
+              <w:t>{{</w:t>
             </w:r>
             <w:proofErr w:type="spellStart"/>
             <w:r>
@@ -2981,7 +2165,7 @@
                 <w:szCs w:val="21"/>
                 <w:lang w:val="en-US"/>
               </w:rPr>
-              <w:t>Cimindi</w:t>
+              <w:t>alamat_sebelumnya</w:t>
             </w:r>
             <w:proofErr w:type="spellEnd"/>
             <w:r>
@@ -2992,130 +2176,8 @@
                 <w:szCs w:val="21"/>
                 <w:lang w:val="en-US"/>
               </w:rPr>
-              <w:t xml:space="preserve"> Barat Rt 04 </w:t>
-            </w:r>
-            <w:proofErr w:type="spellStart"/>
-            <w:r>
-              <w:rPr>
-                <w:rFonts w:ascii="Tahoma" w:hAnsi="Tahoma" w:cs="Tahoma"/>
-                <w:color w:val="000000"/>
-                <w:sz w:val="21"/>
-                <w:szCs w:val="21"/>
-                <w:lang w:val="en-US"/>
-              </w:rPr>
-              <w:t>Rw</w:t>
-            </w:r>
-            <w:proofErr w:type="spellEnd"/>
-            <w:r>
-              <w:rPr>
-                <w:rFonts w:ascii="Tahoma" w:hAnsi="Tahoma" w:cs="Tahoma"/>
-                <w:color w:val="000000"/>
-                <w:sz w:val="21"/>
-                <w:szCs w:val="21"/>
-                <w:lang w:val="en-US"/>
-              </w:rPr>
-              <w:t xml:space="preserve"> 17 </w:t>
-            </w:r>
-            <w:proofErr w:type="spellStart"/>
-            <w:r>
-              <w:rPr>
-                <w:rFonts w:ascii="Tahoma" w:hAnsi="Tahoma" w:cs="Tahoma"/>
-                <w:color w:val="000000"/>
-                <w:sz w:val="21"/>
-                <w:szCs w:val="21"/>
-                <w:lang w:val="en-US"/>
-              </w:rPr>
-              <w:t>Kel</w:t>
-            </w:r>
-            <w:proofErr w:type="spellEnd"/>
-            <w:r>
-              <w:rPr>
-                <w:rFonts w:ascii="Tahoma" w:hAnsi="Tahoma" w:cs="Tahoma"/>
-                <w:color w:val="000000"/>
-                <w:sz w:val="21"/>
-                <w:szCs w:val="21"/>
-                <w:lang w:val="en-US"/>
-              </w:rPr>
-              <w:t xml:space="preserve"> </w:t>
-            </w:r>
-            <w:proofErr w:type="spellStart"/>
-            <w:r>
-              <w:rPr>
-                <w:rFonts w:ascii="Tahoma" w:hAnsi="Tahoma" w:cs="Tahoma"/>
-                <w:color w:val="000000"/>
-                <w:sz w:val="21"/>
-                <w:szCs w:val="21"/>
-                <w:lang w:val="en-US"/>
-              </w:rPr>
-              <w:t>Cibeureum</w:t>
-            </w:r>
-            <w:proofErr w:type="spellEnd"/>
-            <w:r>
-              <w:rPr>
-                <w:rFonts w:ascii="Tahoma" w:hAnsi="Tahoma" w:cs="Tahoma"/>
-                <w:color w:val="000000"/>
-                <w:sz w:val="21"/>
-                <w:szCs w:val="21"/>
-                <w:lang w:val="en-US"/>
-              </w:rPr>
-              <w:t xml:space="preserve"> </w:t>
-            </w:r>
-            <w:proofErr w:type="spellStart"/>
-            <w:r>
-              <w:rPr>
-                <w:rFonts w:ascii="Tahoma" w:hAnsi="Tahoma" w:cs="Tahoma"/>
-                <w:color w:val="000000"/>
-                <w:sz w:val="21"/>
-                <w:szCs w:val="21"/>
-                <w:lang w:val="en-US"/>
-              </w:rPr>
-              <w:t>kec</w:t>
-            </w:r>
-            <w:proofErr w:type="spellEnd"/>
-            <w:r>
-              <w:rPr>
-                <w:rFonts w:ascii="Tahoma" w:hAnsi="Tahoma" w:cs="Tahoma"/>
-                <w:color w:val="000000"/>
-                <w:sz w:val="21"/>
-                <w:szCs w:val="21"/>
-                <w:lang w:val="en-US"/>
-              </w:rPr>
-              <w:t xml:space="preserve"> </w:t>
-            </w:r>
-            <w:proofErr w:type="spellStart"/>
-            <w:r>
-              <w:rPr>
-                <w:rFonts w:ascii="Tahoma" w:hAnsi="Tahoma" w:cs="Tahoma"/>
-                <w:color w:val="000000"/>
-                <w:sz w:val="21"/>
-                <w:szCs w:val="21"/>
-                <w:lang w:val="en-US"/>
-              </w:rPr>
-              <w:t>Cimahi</w:t>
-            </w:r>
-            <w:proofErr w:type="spellEnd"/>
-            <w:r>
-              <w:rPr>
-                <w:rFonts w:ascii="Tahoma" w:hAnsi="Tahoma" w:cs="Tahoma"/>
-                <w:color w:val="000000"/>
-                <w:sz w:val="21"/>
-                <w:szCs w:val="21"/>
-                <w:lang w:val="en-US"/>
-              </w:rPr>
-              <w:t xml:space="preserve"> </w:t>
-            </w:r>
-            <w:proofErr w:type="spellStart"/>
-            <w:r>
-              <w:rPr>
-                <w:rFonts w:ascii="Tahoma" w:hAnsi="Tahoma" w:cs="Tahoma"/>
-                <w:color w:val="000000"/>
-                <w:sz w:val="21"/>
-                <w:szCs w:val="21"/>
-                <w:lang w:val="en-US"/>
-              </w:rPr>
-              <w:t>selatan</w:t>
-            </w:r>
-            <w:proofErr w:type="spellEnd"/>
+              <w:t>}}</w:t>
+            </w:r>
             <w:r>
               <w:rPr>
                 <w:rFonts w:ascii="Tahoma" w:hAnsi="Tahoma" w:cs="Tahoma"/>
@@ -3139,22 +2201,6 @@
                 <w:rFonts w:ascii="Arial" w:hAnsi="Arial" w:cs="Arial"/>
                 <w:sz w:val="21"/>
                 <w:lang w:val="id-ID"/>
-              </w:rPr>
-            </w:pPr>
-          </w:p>
-          <w:p>
-            <w:pPr>
-              <w:rPr>
-                <w:rFonts w:ascii="Arial" w:hAnsi="Arial" w:cs="Arial"/>
-                <w:sz w:val="21"/>
-              </w:rPr>
-            </w:pPr>
-          </w:p>
-          <w:p>
-            <w:pPr>
-              <w:rPr>
-                <w:rFonts w:ascii="Arial" w:hAnsi="Arial" w:cs="Arial"/>
-                <w:sz w:val="21"/>
               </w:rPr>
             </w:pPr>
           </w:p>
@@ -3392,7 +2438,14 @@
                 <w:rFonts w:ascii="Arial" w:hAnsi="Arial" w:cs="Arial"/>
                 <w:lang w:val="en-US"/>
               </w:rPr>
-              <w:t xml:space="preserve"> 06 </w:t>
+              <w:t xml:space="preserve"> </w:t>
+            </w:r>
+            <w:r>
+              <w:rPr>
+                <w:rFonts w:ascii="Arial" w:hAnsi="Arial" w:cs="Arial"/>
+                <w:lang w:val="en-US"/>
+              </w:rPr>
+              <w:t>{{</w:t>
             </w:r>
             <w:proofErr w:type="spellStart"/>
             <w:r>
@@ -3400,7 +2453,7 @@
                 <w:rFonts w:ascii="Arial" w:hAnsi="Arial" w:cs="Arial"/>
                 <w:lang w:val="en-US"/>
               </w:rPr>
-              <w:t>Februari</w:t>
+              <w:t>tanggal_now_indo</w:t>
             </w:r>
             <w:proofErr w:type="spellEnd"/>
             <w:r>
@@ -3408,21 +2461,7 @@
                 <w:rFonts w:ascii="Arial" w:hAnsi="Arial" w:cs="Arial"/>
                 <w:lang w:val="en-US"/>
               </w:rPr>
-              <w:t xml:space="preserve"> </w:t>
-            </w:r>
-            <w:r>
-              <w:rPr>
-                <w:rFonts w:ascii="Arial" w:hAnsi="Arial" w:cs="Arial"/>
-                <w:lang w:val="en-US"/>
-              </w:rPr>
-              <w:t xml:space="preserve"> 202</w:t>
-            </w:r>
-            <w:r>
-              <w:rPr>
-                <w:rFonts w:ascii="Arial" w:hAnsi="Arial" w:cs="Arial"/>
-                <w:lang w:val="en-US"/>
-              </w:rPr>
-              <w:t>6</w:t>
+              <w:t>}}</w:t>
             </w:r>
           </w:p>
           <w:p>
@@ -3608,47 +2647,47 @@
                 <w:szCs w:val="20"/>
                 <w:lang w:val="id-ID"/>
               </w:rPr>
-              <w:t>K</w:t>
-            </w:r>
-            <w:r>
-              <w:rPr>
-                <w:rFonts w:ascii="Tahoma" w:hAnsi="Tahoma" w:cs="Tahoma"/>
-                <w:b/>
+              <w:t>{{nama_kasubag_tu}}</w:t>
+            </w:r>
+          </w:p>
+          <w:p>
+            <w:pPr>
+              <w:jc w:val="center"/>
+              <w:rPr>
+                <w:rFonts w:ascii="Tahoma" w:hAnsi="Tahoma" w:cs="Tahoma"/>
                 <w:bCs/>
                 <w:szCs w:val="20"/>
                 <w:lang w:val="en-US"/>
               </w:rPr>
-              <w:t>ADARISMAN DIPUTRA,</w:t>
-            </w:r>
-            <w:r>
-              <w:rPr>
-                <w:rFonts w:ascii="Tahoma" w:hAnsi="Tahoma" w:cs="Tahoma"/>
-                <w:b/>
+            </w:pPr>
+            <w:r>
+              <w:rPr>
+                <w:rFonts w:ascii="Tahoma" w:hAnsi="Tahoma" w:cs="Tahoma"/>
                 <w:bCs/>
                 <w:szCs w:val="20"/>
                 <w:lang w:val="en-US"/>
               </w:rPr>
-              <w:t>S</w:t>
-            </w:r>
-            <w:r>
-              <w:rPr>
-                <w:rFonts w:ascii="Tahoma" w:hAnsi="Tahoma" w:cs="Tahoma"/>
-                <w:b/>
+              <w:t>{{</w:t>
+            </w:r>
+            <w:proofErr w:type="spellStart"/>
+            <w:r>
+              <w:rPr>
+                <w:rFonts w:ascii="Tahoma" w:hAnsi="Tahoma" w:cs="Tahoma"/>
                 <w:bCs/>
                 <w:szCs w:val="20"/>
                 <w:lang w:val="en-US"/>
               </w:rPr>
-              <w:t>.</w:t>
-            </w:r>
-            <w:r>
-              <w:rPr>
-                <w:rFonts w:ascii="Tahoma" w:hAnsi="Tahoma" w:cs="Tahoma"/>
-                <w:b/>
+              <w:t>pangkat_kasubag_tu</w:t>
+            </w:r>
+            <w:proofErr w:type="spellEnd"/>
+            <w:r>
+              <w:rPr>
+                <w:rFonts w:ascii="Tahoma" w:hAnsi="Tahoma" w:cs="Tahoma"/>
                 <w:bCs/>
                 <w:szCs w:val="20"/>
                 <w:lang w:val="en-US"/>
               </w:rPr>
-              <w:t>P</w:t>
+              <w:t>}}</w:t>
             </w:r>
           </w:p>
           <w:p>
@@ -3656,58 +2695,27 @@
               <w:jc w:val="center"/>
               <w:rPr>
                 <w:rFonts w:ascii="Tahoma" w:hAnsi="Tahoma" w:cs="Tahoma"/>
+                <w:sz w:val="32"/>
+                <w:lang w:val="en-US"/>
+              </w:rPr>
+            </w:pPr>
+            <w:r>
+              <w:rPr>
+                <w:rFonts w:ascii="Tahoma" w:hAnsi="Tahoma" w:cs="Tahoma"/>
                 <w:bCs/>
                 <w:szCs w:val="20"/>
                 <w:lang w:val="id-ID"/>
               </w:rPr>
-            </w:pPr>
-            <w:proofErr w:type="spellStart"/>
+              <w:t xml:space="preserve">NIP. </w:t>
+            </w:r>
             <w:r>
               <w:rPr>
                 <w:rFonts w:ascii="Tahoma" w:hAnsi="Tahoma" w:cs="Tahoma"/>
                 <w:bCs/>
                 <w:szCs w:val="20"/>
-                <w:lang w:val="en-US"/>
-              </w:rPr>
-              <w:t>Penata</w:t>
-            </w:r>
-            <w:proofErr w:type="spellEnd"/>
-            <w:r>
-              <w:rPr>
-                <w:rFonts w:ascii="Tahoma" w:hAnsi="Tahoma" w:cs="Tahoma"/>
-                <w:bCs/>
-                <w:szCs w:val="20"/>
-                <w:lang w:val="en-US"/>
-              </w:rPr>
-              <w:t xml:space="preserve"> Tingkat I</w:t>
-            </w:r>
-          </w:p>
-          <w:p>
-            <w:pPr>
-              <w:jc w:val="center"/>
-              <w:rPr>
-                <w:rFonts w:ascii="Tahoma" w:hAnsi="Tahoma" w:cs="Tahoma"/>
-                <w:sz w:val="32"/>
-                <w:lang w:val="en-US"/>
-              </w:rPr>
-            </w:pPr>
-            <w:r>
-              <w:rPr>
-                <w:rFonts w:ascii="Tahoma" w:hAnsi="Tahoma" w:cs="Tahoma"/>
-                <w:bCs/>
-                <w:szCs w:val="20"/>
                 <w:lang w:val="id-ID"/>
               </w:rPr>
-              <w:t>NIP. 198</w:t>
-            </w:r>
-            <w:r>
-              <w:rPr>
-                <w:rFonts w:ascii="Tahoma" w:hAnsi="Tahoma" w:cs="Tahoma"/>
-                <w:bCs/>
-                <w:szCs w:val="20"/>
-                <w:lang w:val="en-US"/>
-              </w:rPr>
-              <w:t>40919 201001 1 006</w:t>
+              <w:t>{{nip_kasubag_tu}}</w:t>
             </w:r>
           </w:p>
           <w:p>
@@ -3740,7 +2748,7 @@
     </w:p>
     <w:sectPr>
       <w:pgSz w:w="11907" w:h="16839" w:code="9"/>
-      <w:pgMar w:top="1350" w:right="1701" w:bottom="2127" w:left="1871" w:header="709" w:footer="709" w:gutter="0"/>
+      <w:pgMar w:top="1350" w:right="1701" w:bottom="1418" w:left="1871" w:header="709" w:footer="709" w:gutter="0"/>
       <w:cols w:space="708"/>
       <w:docGrid w:linePitch="360"/>
     </w:sectPr>
@@ -3813,6 +2821,50 @@
     <w:lsdException w:name="Subtitle" w:qFormat="1"/>
     <w:lsdException w:name="Strong" w:qFormat="1"/>
     <w:lsdException w:name="Emphasis" w:qFormat="1"/>
+    <w:lsdException w:name="Normal Table" w:semiHidden="1" w:unhideWhenUsed="1"/>
+    <w:lsdException w:name="Table Simple 1" w:semiHidden="1" w:unhideWhenUsed="1"/>
+    <w:lsdException w:name="Table Simple 2" w:semiHidden="1" w:unhideWhenUsed="1"/>
+    <w:lsdException w:name="Table Simple 3" w:semiHidden="1" w:unhideWhenUsed="1"/>
+    <w:lsdException w:name="Table Classic 1" w:semiHidden="1" w:unhideWhenUsed="1"/>
+    <w:lsdException w:name="Table Classic 2" w:semiHidden="1" w:unhideWhenUsed="1"/>
+    <w:lsdException w:name="Table Classic 3" w:semiHidden="1" w:unhideWhenUsed="1"/>
+    <w:lsdException w:name="Table Classic 4" w:semiHidden="1" w:unhideWhenUsed="1"/>
+    <w:lsdException w:name="Table Colorful 1" w:semiHidden="1" w:unhideWhenUsed="1"/>
+    <w:lsdException w:name="Table Colorful 2" w:semiHidden="1" w:unhideWhenUsed="1"/>
+    <w:lsdException w:name="Table Colorful 3" w:semiHidden="1" w:unhideWhenUsed="1"/>
+    <w:lsdException w:name="Table Columns 1" w:semiHidden="1" w:unhideWhenUsed="1"/>
+    <w:lsdException w:name="Table Columns 2" w:semiHidden="1" w:unhideWhenUsed="1"/>
+    <w:lsdException w:name="Table Columns 3" w:semiHidden="1" w:unhideWhenUsed="1"/>
+    <w:lsdException w:name="Table Columns 4" w:semiHidden="1" w:unhideWhenUsed="1"/>
+    <w:lsdException w:name="Table Columns 5" w:semiHidden="1" w:unhideWhenUsed="1"/>
+    <w:lsdException w:name="Table Grid 1" w:semiHidden="1" w:unhideWhenUsed="1"/>
+    <w:lsdException w:name="Table Grid 2" w:semiHidden="1" w:unhideWhenUsed="1"/>
+    <w:lsdException w:name="Table Grid 3" w:semiHidden="1" w:unhideWhenUsed="1"/>
+    <w:lsdException w:name="Table Grid 4" w:semiHidden="1" w:unhideWhenUsed="1"/>
+    <w:lsdException w:name="Table Grid 5" w:semiHidden="1" w:unhideWhenUsed="1"/>
+    <w:lsdException w:name="Table Grid 6" w:semiHidden="1" w:unhideWhenUsed="1"/>
+    <w:lsdException w:name="Table Grid 7" w:semiHidden="1" w:unhideWhenUsed="1"/>
+    <w:lsdException w:name="Table Grid 8" w:semiHidden="1" w:unhideWhenUsed="1"/>
+    <w:lsdException w:name="Table List 1" w:semiHidden="1" w:unhideWhenUsed="1"/>
+    <w:lsdException w:name="Table List 2" w:semiHidden="1" w:unhideWhenUsed="1"/>
+    <w:lsdException w:name="Table List 3" w:semiHidden="1" w:unhideWhenUsed="1"/>
+    <w:lsdException w:name="Table List 4" w:semiHidden="1" w:unhideWhenUsed="1"/>
+    <w:lsdException w:name="Table List 5" w:semiHidden="1" w:unhideWhenUsed="1"/>
+    <w:lsdException w:name="Table List 6" w:semiHidden="1" w:unhideWhenUsed="1"/>
+    <w:lsdException w:name="Table List 7" w:semiHidden="1" w:unhideWhenUsed="1"/>
+    <w:lsdException w:name="Table List 8" w:semiHidden="1" w:unhideWhenUsed="1"/>
+    <w:lsdException w:name="Table 3D effects 1" w:semiHidden="1" w:unhideWhenUsed="1"/>
+    <w:lsdException w:name="Table 3D effects 2" w:semiHidden="1" w:unhideWhenUsed="1"/>
+    <w:lsdException w:name="Table 3D effects 3" w:semiHidden="1" w:unhideWhenUsed="1"/>
+    <w:lsdException w:name="Table Contemporary" w:semiHidden="1" w:unhideWhenUsed="1"/>
+    <w:lsdException w:name="Table Elegant" w:semiHidden="1" w:unhideWhenUsed="1"/>
+    <w:lsdException w:name="Table Professional" w:semiHidden="1" w:unhideWhenUsed="1"/>
+    <w:lsdException w:name="Table Subtle 1" w:semiHidden="1" w:unhideWhenUsed="1"/>
+    <w:lsdException w:name="Table Subtle 2" w:semiHidden="1" w:unhideWhenUsed="1"/>
+    <w:lsdException w:name="Table Web 1" w:semiHidden="1" w:unhideWhenUsed="1"/>
+    <w:lsdException w:name="Table Web 2" w:semiHidden="1" w:unhideWhenUsed="1"/>
+    <w:lsdException w:name="Table Web 3" w:semiHidden="1" w:unhideWhenUsed="1"/>
+    <w:lsdException w:name="Table Theme" w:semiHidden="1" w:unhideWhenUsed="1"/>
     <w:lsdException w:name="Placeholder Text" w:semiHidden="1" w:uiPriority="99"/>
     <w:lsdException w:name="No Spacing" w:uiPriority="1" w:qFormat="1"/>
     <w:lsdException w:name="Light Shading" w:uiPriority="60"/>
@@ -4103,11 +3155,15 @@
   </w:style>
   <w:style w:type="character" w:default="1" w:styleId="DefaultParagraphFont">
     <w:name w:val="Default Paragraph Font"/>
+    <w:uiPriority w:val="1"/>
     <w:semiHidden/>
+    <w:unhideWhenUsed/>
   </w:style>
   <w:style w:type="table" w:default="1" w:styleId="TableNormal">
     <w:name w:val="Normal Table"/>
+    <w:uiPriority w:val="99"/>
     <w:semiHidden/>
+    <w:unhideWhenUsed/>
     <w:tblPr>
       <w:tblInd w:w="0" w:type="dxa"/>
       <w:tblCellMar>
@@ -4120,7 +3176,9 @@
   </w:style>
   <w:style w:type="numbering" w:default="1" w:styleId="NoList">
     <w:name w:val="No List"/>
+    <w:uiPriority w:val="99"/>
     <w:semiHidden/>
+    <w:unhideWhenUsed/>
   </w:style>
   <w:style w:type="paragraph" w:styleId="BodyText">
     <w:name w:val="Body Text"/>

--- a/rusun-backend/app/templates/template_surat_jalan.docx
+++ b/rusun-backend/app/templates/template_surat_jalan.docx
@@ -320,8 +320,8 @@
                         </w:rPr>
                         <w:t xml:space="preserve">PEMERINTAH </w:t>
                       </w:r>
-                      <w:smartTag w:uri="urn:schemas-microsoft-com:office:smarttags" w:element="City">
-                        <w:smartTag w:uri="urn:schemas-microsoft-com:office:smarttags" w:element="place">
+                      <w:smartTag w:uri="urn:schemas-microsoft-com:office:smarttags" w:element="place">
+                        <w:smartTag w:uri="urn:schemas-microsoft-com:office:smarttags" w:element="City">
                           <w:r>
                             <w:rPr>
                               <w:rFonts w:ascii="Arial Narrow" w:hAnsi="Arial Narrow"/>
@@ -719,7 +719,7 @@
           <v:shape id="_x0000_s1037" type="#_x0000_t75" style="position:absolute;margin-left:-54.55pt;margin-top:-22pt;width:64.6pt;height:71.1pt;z-index:251659264;visibility:visible;mso-wrap-style:tight;mso-wrap-edited:f;mso-position-horizontal-relative:text;mso-position-vertical-relative:text">
             <v:imagedata r:id="rId7" o:title=""/>
           </v:shape>
-          <o:OLEObject Type="Embed" ProgID="Word.Picture.8" ShapeID="_x0000_s1037" DrawAspect="Content" ObjectID="_1837431681" r:id="rId8"/>
+          <o:OLEObject Type="Embed" ProgID="Word.Picture.8" ShapeID="_x0000_s1037" DrawAspect="Content" ObjectID="_1837444132" r:id="rId8"/>
         </w:object>
       </w:r>
     </w:p>
@@ -1285,7 +1285,7 @@
     </w:p>
     <w:tbl>
       <w:tblPr>
-        <w:tblW w:w="9190" w:type="pct"/>
+        <w:tblW w:w="5360" w:type="pct"/>
         <w:tblInd w:w="-318" w:type="dxa"/>
         <w:tblBorders>
           <w:top w:val="single" w:sz="4" w:space="0" w:color="auto"/>
@@ -1299,37 +1299,22 @@
         <w:tblLook w:val="01E0" w:firstRow="1" w:lastRow="1" w:firstColumn="1" w:lastColumn="1" w:noHBand="0" w:noVBand="0"/>
       </w:tblPr>
       <w:tblGrid>
-        <w:gridCol w:w="460"/>
-        <w:gridCol w:w="92"/>
-        <w:gridCol w:w="2118"/>
-        <w:gridCol w:w="924"/>
+        <w:gridCol w:w="552"/>
+        <w:gridCol w:w="2119"/>
+        <w:gridCol w:w="925"/>
         <w:gridCol w:w="673"/>
-        <w:gridCol w:w="321"/>
-        <w:gridCol w:w="327"/>
-        <w:gridCol w:w="337"/>
-        <w:gridCol w:w="1141"/>
-        <w:gridCol w:w="1059"/>
+        <w:gridCol w:w="985"/>
+        <w:gridCol w:w="1140"/>
+        <w:gridCol w:w="1058"/>
         <w:gridCol w:w="1472"/>
-        <w:gridCol w:w="324"/>
-        <w:gridCol w:w="2041"/>
-        <w:gridCol w:w="4012"/>
       </w:tblGrid>
       <w:tr>
         <w:trPr>
-          <w:gridAfter w:val="3"/>
-          <w:wAfter w:w="2084" w:type="pct"/>
           <w:trHeight w:val="665"/>
         </w:trPr>
         <w:tc>
           <w:tcPr>
-            <w:tcW w:w="180" w:type="pct"/>
-            <w:gridSpan w:val="2"/>
-            <w:tcBorders>
-              <w:top w:val="single" w:sz="4" w:space="0" w:color="auto"/>
-              <w:left w:val="single" w:sz="4" w:space="0" w:color="auto"/>
-              <w:bottom w:val="single" w:sz="4" w:space="0" w:color="auto"/>
-              <w:right w:val="single" w:sz="4" w:space="0" w:color="auto"/>
-            </w:tcBorders>
+            <w:tcW w:w="309" w:type="pct"/>
             <w:hideMark/>
           </w:tcPr>
           <w:p>
@@ -1360,13 +1345,7 @@
         </w:tc>
         <w:tc>
           <w:tcPr>
-            <w:tcW w:w="692" w:type="pct"/>
-            <w:tcBorders>
-              <w:top w:val="single" w:sz="4" w:space="0" w:color="auto"/>
-              <w:left w:val="single" w:sz="4" w:space="0" w:color="auto"/>
-              <w:bottom w:val="single" w:sz="4" w:space="0" w:color="auto"/>
-              <w:right w:val="single" w:sz="4" w:space="0" w:color="auto"/>
-            </w:tcBorders>
+            <w:tcW w:w="1187" w:type="pct"/>
             <w:hideMark/>
           </w:tcPr>
           <w:p>
@@ -1397,13 +1376,7 @@
         </w:tc>
         <w:tc>
           <w:tcPr>
-            <w:tcW w:w="302" w:type="pct"/>
-            <w:tcBorders>
-              <w:top w:val="single" w:sz="4" w:space="0" w:color="auto"/>
-              <w:left w:val="single" w:sz="4" w:space="0" w:color="auto"/>
-              <w:bottom w:val="single" w:sz="4" w:space="0" w:color="auto"/>
-              <w:right w:val="single" w:sz="4" w:space="0" w:color="auto"/>
-            </w:tcBorders>
+            <w:tcW w:w="518" w:type="pct"/>
             <w:hideMark/>
           </w:tcPr>
           <w:p>
@@ -1434,13 +1407,7 @@
         </w:tc>
         <w:tc>
           <w:tcPr>
-            <w:tcW w:w="220" w:type="pct"/>
-            <w:tcBorders>
-              <w:top w:val="single" w:sz="4" w:space="0" w:color="auto"/>
-              <w:left w:val="single" w:sz="4" w:space="0" w:color="auto"/>
-              <w:bottom w:val="single" w:sz="4" w:space="0" w:color="auto"/>
-              <w:right w:val="single" w:sz="4" w:space="0" w:color="auto"/>
-            </w:tcBorders>
+            <w:tcW w:w="377" w:type="pct"/>
             <w:hideMark/>
           </w:tcPr>
           <w:p>
@@ -1471,14 +1438,7 @@
         </w:tc>
         <w:tc>
           <w:tcPr>
-            <w:tcW w:w="322" w:type="pct"/>
-            <w:gridSpan w:val="3"/>
-            <w:tcBorders>
-              <w:top w:val="single" w:sz="4" w:space="0" w:color="auto"/>
-              <w:left w:val="single" w:sz="4" w:space="0" w:color="auto"/>
-              <w:bottom w:val="single" w:sz="4" w:space="0" w:color="auto"/>
-              <w:right w:val="single" w:sz="4" w:space="0" w:color="auto"/>
-            </w:tcBorders>
+            <w:tcW w:w="552" w:type="pct"/>
             <w:hideMark/>
           </w:tcPr>
           <w:p>
@@ -1509,13 +1469,7 @@
         </w:tc>
         <w:tc>
           <w:tcPr>
-            <w:tcW w:w="373" w:type="pct"/>
-            <w:tcBorders>
-              <w:top w:val="single" w:sz="4" w:space="0" w:color="auto"/>
-              <w:left w:val="single" w:sz="4" w:space="0" w:color="auto"/>
-              <w:bottom w:val="single" w:sz="4" w:space="0" w:color="auto"/>
-              <w:right w:val="single" w:sz="4" w:space="0" w:color="auto"/>
-            </w:tcBorders>
+            <w:tcW w:w="639" w:type="pct"/>
             <w:hideMark/>
           </w:tcPr>
           <w:p>
@@ -1546,13 +1500,7 @@
         </w:tc>
         <w:tc>
           <w:tcPr>
-            <w:tcW w:w="346" w:type="pct"/>
-            <w:tcBorders>
-              <w:top w:val="single" w:sz="4" w:space="0" w:color="auto"/>
-              <w:left w:val="single" w:sz="4" w:space="0" w:color="auto"/>
-              <w:bottom w:val="single" w:sz="4" w:space="0" w:color="auto"/>
-              <w:right w:val="single" w:sz="4" w:space="0" w:color="auto"/>
-            </w:tcBorders>
+            <w:tcW w:w="593" w:type="pct"/>
             <w:hideMark/>
           </w:tcPr>
           <w:p>
@@ -1583,13 +1531,7 @@
         </w:tc>
         <w:tc>
           <w:tcPr>
-            <w:tcW w:w="481" w:type="pct"/>
-            <w:tcBorders>
-              <w:top w:val="single" w:sz="4" w:space="0" w:color="auto"/>
-              <w:left w:val="single" w:sz="4" w:space="0" w:color="auto"/>
-              <w:bottom w:val="single" w:sz="4" w:space="0" w:color="auto"/>
-              <w:right w:val="single" w:sz="4" w:space="0" w:color="auto"/>
-            </w:tcBorders>
+            <w:tcW w:w="825" w:type="pct"/>
             <w:hideMark/>
           </w:tcPr>
           <w:p>
@@ -1620,20 +1562,11 @@
       </w:tr>
       <w:tr>
         <w:trPr>
-          <w:gridAfter w:val="3"/>
-          <w:wAfter w:w="2084" w:type="pct"/>
           <w:trHeight w:val="467"/>
         </w:trPr>
         <w:tc>
           <w:tcPr>
-            <w:tcW w:w="180" w:type="pct"/>
-            <w:gridSpan w:val="2"/>
-            <w:tcBorders>
-              <w:top w:val="single" w:sz="4" w:space="0" w:color="auto"/>
-              <w:left w:val="single" w:sz="4" w:space="0" w:color="auto"/>
-              <w:bottom w:val="single" w:sz="4" w:space="0" w:color="auto"/>
-              <w:right w:val="single" w:sz="4" w:space="0" w:color="auto"/>
-            </w:tcBorders>
+            <w:tcW w:w="309" w:type="pct"/>
             <w:hideMark/>
           </w:tcPr>
           <w:p>
@@ -1662,13 +1595,7 @@
         </w:tc>
         <w:tc>
           <w:tcPr>
-            <w:tcW w:w="692" w:type="pct"/>
-            <w:tcBorders>
-              <w:top w:val="single" w:sz="4" w:space="0" w:color="auto"/>
-              <w:left w:val="single" w:sz="4" w:space="0" w:color="auto"/>
-              <w:bottom w:val="single" w:sz="4" w:space="0" w:color="auto"/>
-              <w:right w:val="single" w:sz="4" w:space="0" w:color="auto"/>
-            </w:tcBorders>
+            <w:tcW w:w="1187" w:type="pct"/>
           </w:tcPr>
           <w:p>
             <w:pPr>
@@ -1719,13 +1646,7 @@
         </w:tc>
         <w:tc>
           <w:tcPr>
-            <w:tcW w:w="302" w:type="pct"/>
-            <w:tcBorders>
-              <w:top w:val="single" w:sz="4" w:space="0" w:color="auto"/>
-              <w:left w:val="single" w:sz="4" w:space="0" w:color="auto"/>
-              <w:bottom w:val="single" w:sz="4" w:space="0" w:color="auto"/>
-              <w:right w:val="single" w:sz="4" w:space="0" w:color="auto"/>
-            </w:tcBorders>
+            <w:tcW w:w="518" w:type="pct"/>
           </w:tcPr>
           <w:p>
             <w:pPr>
@@ -1777,13 +1698,7 @@
         </w:tc>
         <w:tc>
           <w:tcPr>
-            <w:tcW w:w="220" w:type="pct"/>
-            <w:tcBorders>
-              <w:top w:val="single" w:sz="4" w:space="0" w:color="auto"/>
-              <w:left w:val="single" w:sz="4" w:space="0" w:color="auto"/>
-              <w:bottom w:val="single" w:sz="4" w:space="0" w:color="auto"/>
-              <w:right w:val="single" w:sz="4" w:space="0" w:color="auto"/>
-            </w:tcBorders>
+            <w:tcW w:w="377" w:type="pct"/>
           </w:tcPr>
           <w:p>
             <w:pPr>
@@ -1835,14 +1750,7 @@
         </w:tc>
         <w:tc>
           <w:tcPr>
-            <w:tcW w:w="322" w:type="pct"/>
-            <w:gridSpan w:val="3"/>
-            <w:tcBorders>
-              <w:top w:val="single" w:sz="4" w:space="0" w:color="auto"/>
-              <w:left w:val="single" w:sz="4" w:space="0" w:color="auto"/>
-              <w:bottom w:val="single" w:sz="4" w:space="0" w:color="auto"/>
-              <w:right w:val="single" w:sz="4" w:space="0" w:color="auto"/>
-            </w:tcBorders>
+            <w:tcW w:w="552" w:type="pct"/>
           </w:tcPr>
           <w:p>
             <w:pPr>
@@ -1894,13 +1802,7 @@
         </w:tc>
         <w:tc>
           <w:tcPr>
-            <w:tcW w:w="373" w:type="pct"/>
-            <w:tcBorders>
-              <w:top w:val="single" w:sz="4" w:space="0" w:color="auto"/>
-              <w:left w:val="single" w:sz="4" w:space="0" w:color="auto"/>
-              <w:bottom w:val="single" w:sz="4" w:space="0" w:color="auto"/>
-              <w:right w:val="single" w:sz="4" w:space="0" w:color="auto"/>
-            </w:tcBorders>
+            <w:tcW w:w="639" w:type="pct"/>
           </w:tcPr>
           <w:p>
             <w:pPr>
@@ -1951,13 +1853,7 @@
         </w:tc>
         <w:tc>
           <w:tcPr>
-            <w:tcW w:w="346" w:type="pct"/>
-            <w:tcBorders>
-              <w:top w:val="single" w:sz="4" w:space="0" w:color="auto"/>
-              <w:left w:val="single" w:sz="4" w:space="0" w:color="auto"/>
-              <w:bottom w:val="single" w:sz="4" w:space="0" w:color="auto"/>
-              <w:right w:val="single" w:sz="4" w:space="0" w:color="auto"/>
-            </w:tcBorders>
+            <w:tcW w:w="593" w:type="pct"/>
           </w:tcPr>
           <w:p>
             <w:pPr>
@@ -2006,13 +1902,7 @@
         </w:tc>
         <w:tc>
           <w:tcPr>
-            <w:tcW w:w="481" w:type="pct"/>
-            <w:tcBorders>
-              <w:top w:val="single" w:sz="4" w:space="0" w:color="auto"/>
-              <w:left w:val="single" w:sz="4" w:space="0" w:color="auto"/>
-              <w:bottom w:val="single" w:sz="4" w:space="0" w:color="auto"/>
-              <w:right w:val="single" w:sz="4" w:space="0" w:color="auto"/>
-            </w:tcBorders>
+            <w:tcW w:w="825" w:type="pct"/>
           </w:tcPr>
           <w:p>
             <w:pPr>
@@ -2058,7 +1948,27 @@
                 <w:szCs w:val="20"/>
                 <w:lang w:val="en-US"/>
               </w:rPr>
-              <w:t xml:space="preserve">}}{% </w:t>
+              <w:t>}}</w:t>
+            </w:r>
+            <w:r>
+              <w:rPr>
+                <w:rFonts w:ascii="Tahoma" w:hAnsi="Tahoma" w:cs="Tahoma"/>
+                <w:color w:val="000000"/>
+                <w:sz w:val="20"/>
+                <w:szCs w:val="20"/>
+                <w:lang w:val="en-US"/>
+              </w:rPr>
+              <w:t xml:space="preserve"> </w:t>
+            </w:r>
+            <w:r>
+              <w:rPr>
+                <w:rFonts w:ascii="Tahoma" w:hAnsi="Tahoma" w:cs="Tahoma"/>
+                <w:color w:val="000000"/>
+                <w:sz w:val="20"/>
+                <w:szCs w:val="20"/>
+                <w:lang w:val="en-US"/>
+              </w:rPr>
+              <w:t xml:space="preserve">{% </w:t>
             </w:r>
             <w:proofErr w:type="spellStart"/>
             <w:r>
@@ -2085,21 +1995,55 @@
           </w:p>
         </w:tc>
       </w:tr>
+    </w:tbl>
+    <w:p>
+      <w:pPr>
+        <w:tabs>
+          <w:tab w:val="left" w:pos="2431"/>
+        </w:tabs>
+        <w:rPr>
+          <w:rFonts w:ascii="Arial" w:hAnsi="Arial" w:cs="Arial"/>
+          <w:color w:val="000000"/>
+          <w:sz w:val="21"/>
+          <w:szCs w:val="21"/>
+          <w:lang w:val="en-US"/>
+        </w:rPr>
+      </w:pPr>
+    </w:p>
+    <w:p>
+      <w:pPr>
+        <w:tabs>
+          <w:tab w:val="left" w:pos="2431"/>
+        </w:tabs>
+        <w:rPr>
+          <w:rFonts w:ascii="Arial" w:hAnsi="Arial" w:cs="Arial"/>
+          <w:color w:val="000000"/>
+          <w:sz w:val="21"/>
+          <w:szCs w:val="21"/>
+          <w:lang w:val="en-US"/>
+        </w:rPr>
+      </w:pPr>
+    </w:p>
+    <w:tbl>
+      <w:tblPr>
+        <w:tblW w:w="9190" w:type="pct"/>
+        <w:tblInd w:w="-318" w:type="dxa"/>
+        <w:tblLayout w:type="fixed"/>
+        <w:tblLook w:val="01E0" w:firstRow="1" w:lastRow="1" w:firstColumn="1" w:lastColumn="1" w:noHBand="0" w:noVBand="0"/>
+      </w:tblPr>
+      <w:tblGrid>
+        <w:gridCol w:w="459"/>
+        <w:gridCol w:w="4133"/>
+        <w:gridCol w:w="328"/>
+        <w:gridCol w:w="4339"/>
+        <w:gridCol w:w="2044"/>
+        <w:gridCol w:w="4017"/>
+      </w:tblGrid>
       <w:tr>
-        <w:tblPrEx>
-          <w:tblBorders>
-            <w:top w:val="none" w:sz="0" w:space="0" w:color="auto"/>
-            <w:left w:val="none" w:sz="0" w:space="0" w:color="auto"/>
-            <w:bottom w:val="none" w:sz="0" w:space="0" w:color="auto"/>
-            <w:right w:val="none" w:sz="0" w:space="0" w:color="auto"/>
-            <w:insideH w:val="none" w:sz="0" w:space="0" w:color="auto"/>
-            <w:insideV w:val="none" w:sz="0" w:space="0" w:color="auto"/>
-          </w:tblBorders>
-        </w:tblPrEx>
         <w:tc>
           <w:tcPr>
             <w:tcW w:w="1499" w:type="pct"/>
-            <w:gridSpan w:val="6"/>
+            <w:gridSpan w:val="2"/>
           </w:tcPr>
           <w:p>
             <w:pPr>
@@ -2193,7 +2137,7 @@
         <w:tc>
           <w:tcPr>
             <w:tcW w:w="1523" w:type="pct"/>
-            <w:gridSpan w:val="6"/>
+            <w:gridSpan w:val="2"/>
           </w:tcPr>
           <w:p>
             <w:pPr>
@@ -2263,98 +2207,6 @@
       </w:tr>
       <w:tr>
         <w:tblPrEx>
-          <w:tblBorders>
-            <w:top w:val="none" w:sz="0" w:space="0" w:color="auto"/>
-            <w:left w:val="none" w:sz="0" w:space="0" w:color="auto"/>
-            <w:bottom w:val="none" w:sz="0" w:space="0" w:color="auto"/>
-            <w:right w:val="none" w:sz="0" w:space="0" w:color="auto"/>
-            <w:insideH w:val="none" w:sz="0" w:space="0" w:color="auto"/>
-            <w:insideV w:val="none" w:sz="0" w:space="0" w:color="auto"/>
-          </w:tblBorders>
-        </w:tblPrEx>
-        <w:tc>
-          <w:tcPr>
-            <w:tcW w:w="1499" w:type="pct"/>
-            <w:gridSpan w:val="6"/>
-          </w:tcPr>
-          <w:p>
-            <w:pPr>
-              <w:jc w:val="center"/>
-              <w:rPr>
-                <w:rFonts w:ascii="Tahoma" w:hAnsi="Tahoma" w:cs="Tahoma"/>
-                <w:color w:val="000000"/>
-                <w:sz w:val="21"/>
-                <w:szCs w:val="21"/>
-                <w:lang w:val="sv-SE"/>
-              </w:rPr>
-            </w:pPr>
-          </w:p>
-        </w:tc>
-        <w:tc>
-          <w:tcPr>
-            <w:tcW w:w="1523" w:type="pct"/>
-            <w:gridSpan w:val="6"/>
-          </w:tcPr>
-          <w:p>
-            <w:pPr>
-              <w:jc w:val="center"/>
-              <w:rPr>
-                <w:rFonts w:ascii="Arial" w:hAnsi="Arial" w:cs="Arial"/>
-                <w:sz w:val="21"/>
-              </w:rPr>
-            </w:pPr>
-          </w:p>
-        </w:tc>
-        <w:tc>
-          <w:tcPr>
-            <w:tcW w:w="667" w:type="pct"/>
-          </w:tcPr>
-          <w:p>
-            <w:pPr>
-              <w:pStyle w:val="BodyTextIndent"/>
-              <w:tabs>
-                <w:tab w:val="clear" w:pos="1122"/>
-              </w:tabs>
-              <w:ind w:left="0"/>
-              <w:jc w:val="center"/>
-              <w:rPr>
-                <w:rFonts w:ascii="Arial" w:hAnsi="Arial" w:cs="Arial"/>
-                <w:color w:val="000000"/>
-                <w:sz w:val="21"/>
-                <w:szCs w:val="21"/>
-                <w:lang w:val="id-ID" w:eastAsia="en-US"/>
-              </w:rPr>
-            </w:pPr>
-          </w:p>
-        </w:tc>
-        <w:tc>
-          <w:tcPr>
-            <w:tcW w:w="1311" w:type="pct"/>
-          </w:tcPr>
-          <w:p>
-            <w:pPr>
-              <w:jc w:val="center"/>
-              <w:rPr>
-                <w:rFonts w:ascii="Tahoma" w:hAnsi="Tahoma" w:cs="Tahoma"/>
-                <w:color w:val="000000"/>
-                <w:sz w:val="21"/>
-                <w:szCs w:val="21"/>
-                <w:lang w:val="sv-SE"/>
-              </w:rPr>
-            </w:pPr>
-          </w:p>
-        </w:tc>
-      </w:tr>
-      <w:tr>
-        <w:tblPrEx>
-          <w:tblBorders>
-            <w:top w:val="none" w:sz="0" w:space="0" w:color="auto"/>
-            <w:left w:val="none" w:sz="0" w:space="0" w:color="auto"/>
-            <w:bottom w:val="none" w:sz="0" w:space="0" w:color="auto"/>
-            <w:right w:val="none" w:sz="0" w:space="0" w:color="auto"/>
-            <w:insideH w:val="none" w:sz="0" w:space="0" w:color="auto"/>
-            <w:insideV w:val="none" w:sz="0" w:space="0" w:color="auto"/>
-          </w:tblBorders>
           <w:tblLook w:val="04A0" w:firstRow="1" w:lastRow="0" w:firstColumn="1" w:lastColumn="0" w:noHBand="0" w:noVBand="1"/>
         </w:tblPrEx>
         <w:trPr>
@@ -2367,7 +2219,7 @@
         <w:tc>
           <w:tcPr>
             <w:tcW w:w="1456" w:type="pct"/>
-            <w:gridSpan w:val="6"/>
+            <w:gridSpan w:val="2"/>
           </w:tcPr>
           <w:p>
             <w:pPr>
@@ -2386,10 +2238,6 @@
         <w:tc>
           <w:tcPr>
             <w:tcW w:w="1416" w:type="pct"/>
-            <w:gridSpan w:val="5"/>
-            <w:tcBorders>
-              <w:left w:val="nil"/>
-            </w:tcBorders>
           </w:tcPr>
           <w:p>
             <w:pPr>
@@ -2417,7 +2265,7 @@
               <w:rPr>
                 <w:rFonts w:ascii="Arial" w:hAnsi="Arial" w:cs="Arial"/>
               </w:rPr>
-              <w:t xml:space="preserve">            </w:t>
+              <w:t xml:space="preserve">          </w:t>
             </w:r>
             <w:proofErr w:type="spellStart"/>
             <w:r>
@@ -2478,6 +2326,7 @@
           </w:p>
           <w:p>
             <w:pPr>
+              <w:jc w:val="center"/>
               <w:rPr>
                 <w:rFonts w:ascii="Tahoma" w:hAnsi="Tahoma" w:cs="Tahoma"/>
                 <w:b/>
@@ -2492,9 +2341,9 @@
                 <w:b/>
                 <w:bCs/>
                 <w:szCs w:val="20"/>
-                <w:lang w:val="en-US"/>
-              </w:rPr>
-              <w:t xml:space="preserve">                 </w:t>
+                <w:lang w:val="id-ID"/>
+              </w:rPr>
+              <w:t>K</w:t>
             </w:r>
             <w:r>
               <w:rPr>
@@ -2502,19 +2351,9 @@
                 <w:b/>
                 <w:bCs/>
                 <w:szCs w:val="20"/>
-                <w:lang w:val="id-ID"/>
-              </w:rPr>
-              <w:t>K</w:t>
-            </w:r>
-            <w:r>
-              <w:rPr>
-                <w:rFonts w:ascii="Tahoma" w:hAnsi="Tahoma" w:cs="Tahoma"/>
-                <w:b/>
-                <w:bCs/>
-                <w:szCs w:val="20"/>
-                <w:lang w:val="en-US"/>
-              </w:rPr>
-              <w:t xml:space="preserve">ASUBAG TU </w:t>
+                <w:lang w:val="en-US"/>
+              </w:rPr>
+              <w:t>ASUBAG TU</w:t>
             </w:r>
           </w:p>
           <w:p>

--- a/rusun-backend/app/templates/template_surat_jalan.docx
+++ b/rusun-backend/app/templates/template_surat_jalan.docx
@@ -76,8 +76,8 @@
                               </w:rPr>
                               <w:t xml:space="preserve">PEMERINTAH </w:t>
                             </w:r>
-                            <w:smartTag w:uri="urn:schemas-microsoft-com:office:smarttags" w:element="place">
-                              <w:smartTag w:uri="urn:schemas-microsoft-com:office:smarttags" w:element="City">
+                            <w:smartTag w:uri="urn:schemas-microsoft-com:office:smarttags" w:element="City">
+                              <w:smartTag w:uri="urn:schemas-microsoft-com:office:smarttags" w:element="place">
                                 <w:r>
                                   <w:rPr>
                                     <w:rFonts w:ascii="Arial Narrow" w:hAnsi="Arial Narrow"/>
@@ -719,7 +719,7 @@
           <v:shape id="_x0000_s1037" type="#_x0000_t75" style="position:absolute;margin-left:-54.55pt;margin-top:-22pt;width:64.6pt;height:71.1pt;z-index:251659264;visibility:visible;mso-wrap-style:tight;mso-wrap-edited:f;mso-position-horizontal-relative:text;mso-position-vertical-relative:text">
             <v:imagedata r:id="rId7" o:title=""/>
           </v:shape>
-          <o:OLEObject Type="Embed" ProgID="Word.Picture.8" ShapeID="_x0000_s1037" DrawAspect="Content" ObjectID="_1837444132" r:id="rId8"/>
+          <o:OLEObject Type="Embed" ProgID="Word.Picture.8" ShapeID="_x0000_s1037" DrawAspect="Content" ObjectID="_1837458995" r:id="rId8"/>
         </w:object>
       </w:r>
     </w:p>
@@ -1285,7 +1285,7 @@
     </w:p>
     <w:tbl>
       <w:tblPr>
-        <w:tblW w:w="5360" w:type="pct"/>
+        <w:tblW w:w="5386" w:type="pct"/>
         <w:tblInd w:w="-318" w:type="dxa"/>
         <w:tblBorders>
           <w:top w:val="single" w:sz="4" w:space="0" w:color="auto"/>
@@ -1299,14 +1299,14 @@
         <w:tblLook w:val="01E0" w:firstRow="1" w:lastRow="1" w:firstColumn="1" w:lastColumn="1" w:noHBand="0" w:noVBand="0"/>
       </w:tblPr>
       <w:tblGrid>
-        <w:gridCol w:w="552"/>
-        <w:gridCol w:w="2119"/>
+        <w:gridCol w:w="598"/>
+        <w:gridCol w:w="2118"/>
         <w:gridCol w:w="925"/>
-        <w:gridCol w:w="673"/>
+        <w:gridCol w:w="674"/>
         <w:gridCol w:w="985"/>
-        <w:gridCol w:w="1140"/>
+        <w:gridCol w:w="1141"/>
         <w:gridCol w:w="1058"/>
-        <w:gridCol w:w="1472"/>
+        <w:gridCol w:w="1469"/>
       </w:tblGrid>
       <w:tr>
         <w:trPr>
@@ -1314,7 +1314,7 @@
         </w:trPr>
         <w:tc>
           <w:tcPr>
-            <w:tcW w:w="309" w:type="pct"/>
+            <w:tcW w:w="333" w:type="pct"/>
             <w:hideMark/>
           </w:tcPr>
           <w:p>
@@ -1345,7 +1345,7 @@
         </w:tc>
         <w:tc>
           <w:tcPr>
-            <w:tcW w:w="1187" w:type="pct"/>
+            <w:tcW w:w="1181" w:type="pct"/>
             <w:hideMark/>
           </w:tcPr>
           <w:p>
@@ -1376,7 +1376,7 @@
         </w:tc>
         <w:tc>
           <w:tcPr>
-            <w:tcW w:w="518" w:type="pct"/>
+            <w:tcW w:w="516" w:type="pct"/>
             <w:hideMark/>
           </w:tcPr>
           <w:p>
@@ -1407,7 +1407,7 @@
         </w:tc>
         <w:tc>
           <w:tcPr>
-            <w:tcW w:w="377" w:type="pct"/>
+            <w:tcW w:w="376" w:type="pct"/>
             <w:hideMark/>
           </w:tcPr>
           <w:p>
@@ -1438,7 +1438,7 @@
         </w:tc>
         <w:tc>
           <w:tcPr>
-            <w:tcW w:w="552" w:type="pct"/>
+            <w:tcW w:w="549" w:type="pct"/>
             <w:hideMark/>
           </w:tcPr>
           <w:p>
@@ -1469,7 +1469,7 @@
         </w:tc>
         <w:tc>
           <w:tcPr>
-            <w:tcW w:w="639" w:type="pct"/>
+            <w:tcW w:w="636" w:type="pct"/>
             <w:hideMark/>
           </w:tcPr>
           <w:p>
@@ -1500,7 +1500,7 @@
         </w:tc>
         <w:tc>
           <w:tcPr>
-            <w:tcW w:w="593" w:type="pct"/>
+            <w:tcW w:w="590" w:type="pct"/>
             <w:hideMark/>
           </w:tcPr>
           <w:p>
@@ -1531,7 +1531,7 @@
         </w:tc>
         <w:tc>
           <w:tcPr>
-            <w:tcW w:w="825" w:type="pct"/>
+            <w:tcW w:w="820" w:type="pct"/>
             <w:hideMark/>
           </w:tcPr>
           <w:p>
@@ -1566,8 +1566,7 @@
         </w:trPr>
         <w:tc>
           <w:tcPr>
-            <w:tcW w:w="309" w:type="pct"/>
-            <w:hideMark/>
+            <w:tcW w:w="333" w:type="pct"/>
           </w:tcPr>
           <w:p>
             <w:pPr>
@@ -1589,13 +1588,13 @@
                 <w:szCs w:val="20"/>
                 <w:lang w:val="id-ID"/>
               </w:rPr>
-              <w:t>{% for p in keluarga %}{{p.no}}</w:t>
+              <w:t>{%tr for p in keluarga %}</w:t>
             </w:r>
           </w:p>
         </w:tc>
         <w:tc>
           <w:tcPr>
-            <w:tcW w:w="1187" w:type="pct"/>
+            <w:tcW w:w="1181" w:type="pct"/>
           </w:tcPr>
           <w:p>
             <w:pPr>
@@ -1608,45 +1607,11 @@
                 <w:lang w:val="en-US"/>
               </w:rPr>
             </w:pPr>
-            <w:r>
-              <w:rPr>
-                <w:rFonts w:ascii="Tahoma" w:hAnsi="Tahoma" w:cs="Tahoma"/>
-                <w:color w:val="000000"/>
-                <w:sz w:val="20"/>
-                <w:szCs w:val="20"/>
-                <w:lang w:val="en-US"/>
-              </w:rPr>
-              <w:t>{{</w:t>
-            </w:r>
-            <w:proofErr w:type="spellStart"/>
-            <w:proofErr w:type="gramStart"/>
-            <w:r>
-              <w:rPr>
-                <w:rFonts w:ascii="Tahoma" w:hAnsi="Tahoma" w:cs="Tahoma"/>
-                <w:color w:val="000000"/>
-                <w:sz w:val="20"/>
-                <w:szCs w:val="20"/>
-                <w:lang w:val="en-US"/>
-              </w:rPr>
-              <w:t>p.nama</w:t>
-            </w:r>
-            <w:proofErr w:type="spellEnd"/>
-            <w:proofErr w:type="gramEnd"/>
-            <w:r>
-              <w:rPr>
-                <w:rFonts w:ascii="Tahoma" w:hAnsi="Tahoma" w:cs="Tahoma"/>
-                <w:color w:val="000000"/>
-                <w:sz w:val="20"/>
-                <w:szCs w:val="20"/>
-                <w:lang w:val="en-US"/>
-              </w:rPr>
-              <w:t>}}</w:t>
-            </w:r>
           </w:p>
         </w:tc>
         <w:tc>
           <w:tcPr>
-            <w:tcW w:w="518" w:type="pct"/>
+            <w:tcW w:w="516" w:type="pct"/>
           </w:tcPr>
           <w:p>
             <w:pPr>
@@ -1660,45 +1625,11 @@
                 <w:lang w:val="en-US"/>
               </w:rPr>
             </w:pPr>
-            <w:r>
-              <w:rPr>
-                <w:rFonts w:ascii="Tahoma" w:hAnsi="Tahoma" w:cs="Tahoma"/>
-                <w:color w:val="000000"/>
-                <w:sz w:val="20"/>
-                <w:szCs w:val="20"/>
-                <w:lang w:val="en-US"/>
-              </w:rPr>
-              <w:t>{{</w:t>
-            </w:r>
-            <w:proofErr w:type="spellStart"/>
-            <w:proofErr w:type="gramStart"/>
-            <w:r>
-              <w:rPr>
-                <w:rFonts w:ascii="Tahoma" w:hAnsi="Tahoma" w:cs="Tahoma"/>
-                <w:color w:val="000000"/>
-                <w:sz w:val="20"/>
-                <w:szCs w:val="20"/>
-                <w:lang w:val="en-US"/>
-              </w:rPr>
-              <w:t>p.umur</w:t>
-            </w:r>
-            <w:proofErr w:type="spellEnd"/>
-            <w:proofErr w:type="gramEnd"/>
-            <w:r>
-              <w:rPr>
-                <w:rFonts w:ascii="Tahoma" w:hAnsi="Tahoma" w:cs="Tahoma"/>
-                <w:color w:val="000000"/>
-                <w:sz w:val="20"/>
-                <w:szCs w:val="20"/>
-                <w:lang w:val="en-US"/>
-              </w:rPr>
-              <w:t>}}</w:t>
-            </w:r>
           </w:p>
         </w:tc>
         <w:tc>
           <w:tcPr>
-            <w:tcW w:w="377" w:type="pct"/>
+            <w:tcW w:w="376" w:type="pct"/>
           </w:tcPr>
           <w:p>
             <w:pPr>
@@ -1712,45 +1643,11 @@
                 <w:lang w:val="en-US"/>
               </w:rPr>
             </w:pPr>
-            <w:r>
-              <w:rPr>
-                <w:rFonts w:ascii="Tahoma" w:hAnsi="Tahoma" w:cs="Tahoma"/>
-                <w:color w:val="000000"/>
-                <w:sz w:val="20"/>
-                <w:szCs w:val="20"/>
-                <w:lang w:val="en-US"/>
-              </w:rPr>
-              <w:t>{{</w:t>
-            </w:r>
-            <w:proofErr w:type="spellStart"/>
-            <w:proofErr w:type="gramStart"/>
-            <w:r>
-              <w:rPr>
-                <w:rFonts w:ascii="Tahoma" w:hAnsi="Tahoma" w:cs="Tahoma"/>
-                <w:color w:val="000000"/>
-                <w:sz w:val="20"/>
-                <w:szCs w:val="20"/>
-                <w:lang w:val="en-US"/>
-              </w:rPr>
-              <w:t>p.lp</w:t>
-            </w:r>
-            <w:proofErr w:type="spellEnd"/>
-            <w:proofErr w:type="gramEnd"/>
-            <w:r>
-              <w:rPr>
-                <w:rFonts w:ascii="Tahoma" w:hAnsi="Tahoma" w:cs="Tahoma"/>
-                <w:color w:val="000000"/>
-                <w:sz w:val="20"/>
-                <w:szCs w:val="20"/>
-                <w:lang w:val="en-US"/>
-              </w:rPr>
-              <w:t>}}</w:t>
-            </w:r>
           </w:p>
         </w:tc>
         <w:tc>
           <w:tcPr>
-            <w:tcW w:w="552" w:type="pct"/>
+            <w:tcW w:w="549" w:type="pct"/>
           </w:tcPr>
           <w:p>
             <w:pPr>
@@ -1764,45 +1661,11 @@
                 <w:lang w:val="en-US"/>
               </w:rPr>
             </w:pPr>
-            <w:r>
-              <w:rPr>
-                <w:rFonts w:ascii="Tahoma" w:hAnsi="Tahoma" w:cs="Tahoma"/>
-                <w:color w:val="000000"/>
-                <w:sz w:val="20"/>
-                <w:szCs w:val="20"/>
-                <w:lang w:val="en-US"/>
-              </w:rPr>
-              <w:t>{{</w:t>
-            </w:r>
-            <w:proofErr w:type="spellStart"/>
-            <w:proofErr w:type="gramStart"/>
-            <w:r>
-              <w:rPr>
-                <w:rFonts w:ascii="Tahoma" w:hAnsi="Tahoma" w:cs="Tahoma"/>
-                <w:color w:val="000000"/>
-                <w:sz w:val="20"/>
-                <w:szCs w:val="20"/>
-                <w:lang w:val="en-US"/>
-              </w:rPr>
-              <w:t>p.agama</w:t>
-            </w:r>
-            <w:proofErr w:type="spellEnd"/>
-            <w:proofErr w:type="gramEnd"/>
-            <w:r>
-              <w:rPr>
-                <w:rFonts w:ascii="Tahoma" w:hAnsi="Tahoma" w:cs="Tahoma"/>
-                <w:color w:val="000000"/>
-                <w:sz w:val="20"/>
-                <w:szCs w:val="20"/>
-                <w:lang w:val="en-US"/>
-              </w:rPr>
-              <w:t>}}</w:t>
-            </w:r>
           </w:p>
         </w:tc>
         <w:tc>
           <w:tcPr>
-            <w:tcW w:w="639" w:type="pct"/>
+            <w:tcW w:w="636" w:type="pct"/>
           </w:tcPr>
           <w:p>
             <w:pPr>
@@ -1815,45 +1678,11 @@
                 <w:lang w:val="en-US"/>
               </w:rPr>
             </w:pPr>
-            <w:r>
-              <w:rPr>
-                <w:rFonts w:ascii="Tahoma" w:hAnsi="Tahoma" w:cs="Tahoma"/>
-                <w:color w:val="000000"/>
-                <w:sz w:val="20"/>
-                <w:szCs w:val="20"/>
-                <w:lang w:val="en-US"/>
-              </w:rPr>
-              <w:t>{{</w:t>
-            </w:r>
-            <w:proofErr w:type="spellStart"/>
-            <w:proofErr w:type="gramStart"/>
-            <w:r>
-              <w:rPr>
-                <w:rFonts w:ascii="Tahoma" w:hAnsi="Tahoma" w:cs="Tahoma"/>
-                <w:color w:val="000000"/>
-                <w:sz w:val="20"/>
-                <w:szCs w:val="20"/>
-                <w:lang w:val="en-US"/>
-              </w:rPr>
-              <w:t>p.status</w:t>
-            </w:r>
-            <w:proofErr w:type="spellEnd"/>
-            <w:proofErr w:type="gramEnd"/>
-            <w:r>
-              <w:rPr>
-                <w:rFonts w:ascii="Tahoma" w:hAnsi="Tahoma" w:cs="Tahoma"/>
-                <w:color w:val="000000"/>
-                <w:sz w:val="20"/>
-                <w:szCs w:val="20"/>
-                <w:lang w:val="en-US"/>
-              </w:rPr>
-              <w:t>}}</w:t>
-            </w:r>
           </w:p>
         </w:tc>
         <w:tc>
           <w:tcPr>
-            <w:tcW w:w="593" w:type="pct"/>
+            <w:tcW w:w="590" w:type="pct"/>
           </w:tcPr>
           <w:p>
             <w:pPr>
@@ -1866,43 +1695,11 @@
                 <w:lang w:val="en-US"/>
               </w:rPr>
             </w:pPr>
-            <w:r>
-              <w:rPr>
-                <w:rFonts w:ascii="Tahoma" w:hAnsi="Tahoma" w:cs="Tahoma"/>
-                <w:color w:val="000000"/>
-                <w:sz w:val="20"/>
-                <w:szCs w:val="20"/>
-                <w:lang w:val="en-US"/>
-              </w:rPr>
-              <w:t>{{</w:t>
-            </w:r>
-            <w:proofErr w:type="spellStart"/>
-            <w:r>
-              <w:rPr>
-                <w:rFonts w:ascii="Tahoma" w:hAnsi="Tahoma" w:cs="Tahoma"/>
-                <w:color w:val="000000"/>
-                <w:sz w:val="20"/>
-                <w:szCs w:val="20"/>
-                <w:lang w:val="en-US"/>
-              </w:rPr>
-              <w:t>p.hub</w:t>
-            </w:r>
-            <w:proofErr w:type="spellEnd"/>
-            <w:r>
-              <w:rPr>
-                <w:rFonts w:ascii="Tahoma" w:hAnsi="Tahoma" w:cs="Tahoma"/>
-                <w:color w:val="000000"/>
-                <w:sz w:val="20"/>
-                <w:szCs w:val="20"/>
-                <w:lang w:val="en-US"/>
-              </w:rPr>
-              <w:t>}}</w:t>
-            </w:r>
           </w:p>
         </w:tc>
         <w:tc>
           <w:tcPr>
-            <w:tcW w:w="825" w:type="pct"/>
+            <w:tcW w:w="820" w:type="pct"/>
           </w:tcPr>
           <w:p>
             <w:pPr>
@@ -1916,6 +1713,57 @@
                 <w:lang w:val="en-US"/>
               </w:rPr>
             </w:pPr>
+          </w:p>
+        </w:tc>
+      </w:tr>
+      <w:tr>
+        <w:trPr>
+          <w:trHeight w:val="467"/>
+        </w:trPr>
+        <w:tc>
+          <w:tcPr>
+            <w:tcW w:w="333" w:type="pct"/>
+            <w:hideMark/>
+          </w:tcPr>
+          <w:p>
+            <w:pPr>
+              <w:spacing w:beforeLines="40" w:before="96" w:after="20"/>
+              <w:jc w:val="center"/>
+              <w:rPr>
+                <w:rFonts w:ascii="Tahoma" w:hAnsi="Tahoma" w:cs="Tahoma"/>
+                <w:color w:val="000000"/>
+                <w:sz w:val="20"/>
+                <w:szCs w:val="20"/>
+                <w:lang w:val="id-ID"/>
+              </w:rPr>
+            </w:pPr>
+            <w:r>
+              <w:rPr>
+                <w:rFonts w:ascii="Tahoma" w:hAnsi="Tahoma" w:cs="Tahoma"/>
+                <w:color w:val="000000"/>
+                <w:sz w:val="20"/>
+                <w:szCs w:val="20"/>
+                <w:lang w:val="id-ID"/>
+              </w:rPr>
+              <w:t>{{p.no}}</w:t>
+            </w:r>
+          </w:p>
+        </w:tc>
+        <w:tc>
+          <w:tcPr>
+            <w:tcW w:w="1181" w:type="pct"/>
+          </w:tcPr>
+          <w:p>
+            <w:pPr>
+              <w:spacing w:beforeLines="40" w:before="96" w:after="20"/>
+              <w:rPr>
+                <w:rFonts w:ascii="Tahoma" w:hAnsi="Tahoma" w:cs="Tahoma"/>
+                <w:color w:val="000000"/>
+                <w:sz w:val="20"/>
+                <w:szCs w:val="20"/>
+                <w:lang w:val="en-US"/>
+              </w:rPr>
+            </w:pPr>
             <w:r>
               <w:rPr>
                 <w:rFonts w:ascii="Tahoma" w:hAnsi="Tahoma" w:cs="Tahoma"/>
@@ -1936,7 +1784,7 @@
                 <w:szCs w:val="20"/>
                 <w:lang w:val="en-US"/>
               </w:rPr>
-              <w:t>p.pekerjaan</w:t>
+              <w:t>p.nama</w:t>
             </w:r>
             <w:proofErr w:type="spellEnd"/>
             <w:proofErr w:type="gramEnd"/>
@@ -1950,48 +1798,470 @@
               </w:rPr>
               <w:t>}}</w:t>
             </w:r>
-            <w:r>
-              <w:rPr>
-                <w:rFonts w:ascii="Tahoma" w:hAnsi="Tahoma" w:cs="Tahoma"/>
-                <w:color w:val="000000"/>
-                <w:sz w:val="20"/>
-                <w:szCs w:val="20"/>
-                <w:lang w:val="en-US"/>
-              </w:rPr>
-              <w:t xml:space="preserve"> </w:t>
-            </w:r>
-            <w:r>
-              <w:rPr>
-                <w:rFonts w:ascii="Tahoma" w:hAnsi="Tahoma" w:cs="Tahoma"/>
-                <w:color w:val="000000"/>
-                <w:sz w:val="20"/>
-                <w:szCs w:val="20"/>
-                <w:lang w:val="en-US"/>
-              </w:rPr>
-              <w:t xml:space="preserve">{% </w:t>
+          </w:p>
+        </w:tc>
+        <w:tc>
+          <w:tcPr>
+            <w:tcW w:w="516" w:type="pct"/>
+          </w:tcPr>
+          <w:p>
+            <w:pPr>
+              <w:spacing w:beforeLines="40" w:before="96" w:after="20"/>
+              <w:jc w:val="center"/>
+              <w:rPr>
+                <w:rFonts w:ascii="Tahoma" w:hAnsi="Tahoma" w:cs="Tahoma"/>
+                <w:color w:val="000000"/>
+                <w:sz w:val="20"/>
+                <w:szCs w:val="20"/>
+                <w:lang w:val="en-US"/>
+              </w:rPr>
+            </w:pPr>
+            <w:r>
+              <w:rPr>
+                <w:rFonts w:ascii="Tahoma" w:hAnsi="Tahoma" w:cs="Tahoma"/>
+                <w:color w:val="000000"/>
+                <w:sz w:val="20"/>
+                <w:szCs w:val="20"/>
+                <w:lang w:val="en-US"/>
+              </w:rPr>
+              <w:t>{{</w:t>
             </w:r>
             <w:proofErr w:type="spellStart"/>
-            <w:r>
-              <w:rPr>
-                <w:rFonts w:ascii="Tahoma" w:hAnsi="Tahoma" w:cs="Tahoma"/>
-                <w:color w:val="000000"/>
-                <w:sz w:val="20"/>
-                <w:szCs w:val="20"/>
-                <w:lang w:val="en-US"/>
-              </w:rPr>
-              <w:t>endfor</w:t>
+            <w:proofErr w:type="gramStart"/>
+            <w:r>
+              <w:rPr>
+                <w:rFonts w:ascii="Tahoma" w:hAnsi="Tahoma" w:cs="Tahoma"/>
+                <w:color w:val="000000"/>
+                <w:sz w:val="20"/>
+                <w:szCs w:val="20"/>
+                <w:lang w:val="en-US"/>
+              </w:rPr>
+              <w:t>p.umur</w:t>
             </w:r>
             <w:proofErr w:type="spellEnd"/>
-            <w:r>
-              <w:rPr>
-                <w:rFonts w:ascii="Tahoma" w:hAnsi="Tahoma" w:cs="Tahoma"/>
-                <w:color w:val="000000"/>
-                <w:sz w:val="20"/>
-                <w:szCs w:val="20"/>
-                <w:lang w:val="en-US"/>
-              </w:rPr>
-              <w:t xml:space="preserve"> %}</w:t>
-            </w:r>
+            <w:proofErr w:type="gramEnd"/>
+            <w:r>
+              <w:rPr>
+                <w:rFonts w:ascii="Tahoma" w:hAnsi="Tahoma" w:cs="Tahoma"/>
+                <w:color w:val="000000"/>
+                <w:sz w:val="20"/>
+                <w:szCs w:val="20"/>
+                <w:lang w:val="en-US"/>
+              </w:rPr>
+              <w:t>}}</w:t>
+            </w:r>
+          </w:p>
+        </w:tc>
+        <w:tc>
+          <w:tcPr>
+            <w:tcW w:w="376" w:type="pct"/>
+          </w:tcPr>
+          <w:p>
+            <w:pPr>
+              <w:spacing w:beforeLines="40" w:before="96" w:afterLines="30" w:after="72"/>
+              <w:jc w:val="center"/>
+              <w:rPr>
+                <w:rFonts w:ascii="Tahoma" w:hAnsi="Tahoma" w:cs="Tahoma"/>
+                <w:color w:val="000000"/>
+                <w:sz w:val="20"/>
+                <w:szCs w:val="20"/>
+                <w:lang w:val="en-US"/>
+              </w:rPr>
+            </w:pPr>
+            <w:r>
+              <w:rPr>
+                <w:rFonts w:ascii="Tahoma" w:hAnsi="Tahoma" w:cs="Tahoma"/>
+                <w:color w:val="000000"/>
+                <w:sz w:val="20"/>
+                <w:szCs w:val="20"/>
+                <w:lang w:val="en-US"/>
+              </w:rPr>
+              <w:t>{{</w:t>
+            </w:r>
+            <w:proofErr w:type="spellStart"/>
+            <w:proofErr w:type="gramStart"/>
+            <w:r>
+              <w:rPr>
+                <w:rFonts w:ascii="Tahoma" w:hAnsi="Tahoma" w:cs="Tahoma"/>
+                <w:color w:val="000000"/>
+                <w:sz w:val="20"/>
+                <w:szCs w:val="20"/>
+                <w:lang w:val="en-US"/>
+              </w:rPr>
+              <w:t>p.lp</w:t>
+            </w:r>
+            <w:proofErr w:type="spellEnd"/>
+            <w:proofErr w:type="gramEnd"/>
+            <w:r>
+              <w:rPr>
+                <w:rFonts w:ascii="Tahoma" w:hAnsi="Tahoma" w:cs="Tahoma"/>
+                <w:color w:val="000000"/>
+                <w:sz w:val="20"/>
+                <w:szCs w:val="20"/>
+                <w:lang w:val="en-US"/>
+              </w:rPr>
+              <w:t>}}</w:t>
+            </w:r>
+          </w:p>
+        </w:tc>
+        <w:tc>
+          <w:tcPr>
+            <w:tcW w:w="549" w:type="pct"/>
+          </w:tcPr>
+          <w:p>
+            <w:pPr>
+              <w:spacing w:beforeLines="40" w:before="96" w:afterLines="30" w:after="72"/>
+              <w:jc w:val="center"/>
+              <w:rPr>
+                <w:rFonts w:ascii="Tahoma" w:hAnsi="Tahoma" w:cs="Tahoma"/>
+                <w:color w:val="000000"/>
+                <w:sz w:val="20"/>
+                <w:szCs w:val="20"/>
+                <w:lang w:val="en-US"/>
+              </w:rPr>
+            </w:pPr>
+            <w:r>
+              <w:rPr>
+                <w:rFonts w:ascii="Tahoma" w:hAnsi="Tahoma" w:cs="Tahoma"/>
+                <w:color w:val="000000"/>
+                <w:sz w:val="20"/>
+                <w:szCs w:val="20"/>
+                <w:lang w:val="en-US"/>
+              </w:rPr>
+              <w:t>{{</w:t>
+            </w:r>
+            <w:proofErr w:type="spellStart"/>
+            <w:proofErr w:type="gramStart"/>
+            <w:r>
+              <w:rPr>
+                <w:rFonts w:ascii="Tahoma" w:hAnsi="Tahoma" w:cs="Tahoma"/>
+                <w:color w:val="000000"/>
+                <w:sz w:val="20"/>
+                <w:szCs w:val="20"/>
+                <w:lang w:val="en-US"/>
+              </w:rPr>
+              <w:t>p.agama</w:t>
+            </w:r>
+            <w:proofErr w:type="spellEnd"/>
+            <w:proofErr w:type="gramEnd"/>
+            <w:r>
+              <w:rPr>
+                <w:rFonts w:ascii="Tahoma" w:hAnsi="Tahoma" w:cs="Tahoma"/>
+                <w:color w:val="000000"/>
+                <w:sz w:val="20"/>
+                <w:szCs w:val="20"/>
+                <w:lang w:val="en-US"/>
+              </w:rPr>
+              <w:t>}}</w:t>
+            </w:r>
+          </w:p>
+        </w:tc>
+        <w:tc>
+          <w:tcPr>
+            <w:tcW w:w="636" w:type="pct"/>
+          </w:tcPr>
+          <w:p>
+            <w:pPr>
+              <w:spacing w:beforeLines="40" w:before="96" w:afterLines="30" w:after="72"/>
+              <w:rPr>
+                <w:rFonts w:ascii="Tahoma" w:hAnsi="Tahoma" w:cs="Tahoma"/>
+                <w:color w:val="000000"/>
+                <w:sz w:val="20"/>
+                <w:szCs w:val="20"/>
+                <w:lang w:val="en-US"/>
+              </w:rPr>
+            </w:pPr>
+            <w:r>
+              <w:rPr>
+                <w:rFonts w:ascii="Tahoma" w:hAnsi="Tahoma" w:cs="Tahoma"/>
+                <w:color w:val="000000"/>
+                <w:sz w:val="20"/>
+                <w:szCs w:val="20"/>
+                <w:lang w:val="en-US"/>
+              </w:rPr>
+              <w:t>{{</w:t>
+            </w:r>
+            <w:proofErr w:type="spellStart"/>
+            <w:proofErr w:type="gramStart"/>
+            <w:r>
+              <w:rPr>
+                <w:rFonts w:ascii="Tahoma" w:hAnsi="Tahoma" w:cs="Tahoma"/>
+                <w:color w:val="000000"/>
+                <w:sz w:val="20"/>
+                <w:szCs w:val="20"/>
+                <w:lang w:val="en-US"/>
+              </w:rPr>
+              <w:t>p.status</w:t>
+            </w:r>
+            <w:proofErr w:type="spellEnd"/>
+            <w:proofErr w:type="gramEnd"/>
+            <w:r>
+              <w:rPr>
+                <w:rFonts w:ascii="Tahoma" w:hAnsi="Tahoma" w:cs="Tahoma"/>
+                <w:color w:val="000000"/>
+                <w:sz w:val="20"/>
+                <w:szCs w:val="20"/>
+                <w:lang w:val="en-US"/>
+              </w:rPr>
+              <w:t>}}</w:t>
+            </w:r>
+          </w:p>
+        </w:tc>
+        <w:tc>
+          <w:tcPr>
+            <w:tcW w:w="590" w:type="pct"/>
+          </w:tcPr>
+          <w:p>
+            <w:pPr>
+              <w:spacing w:beforeLines="40" w:before="96" w:afterLines="30" w:after="72"/>
+              <w:rPr>
+                <w:rFonts w:ascii="Tahoma" w:hAnsi="Tahoma" w:cs="Tahoma"/>
+                <w:color w:val="000000"/>
+                <w:sz w:val="20"/>
+                <w:szCs w:val="20"/>
+                <w:lang w:val="en-US"/>
+              </w:rPr>
+            </w:pPr>
+            <w:r>
+              <w:rPr>
+                <w:rFonts w:ascii="Tahoma" w:hAnsi="Tahoma" w:cs="Tahoma"/>
+                <w:color w:val="000000"/>
+                <w:sz w:val="20"/>
+                <w:szCs w:val="20"/>
+                <w:lang w:val="en-US"/>
+              </w:rPr>
+              <w:t>{{</w:t>
+            </w:r>
+            <w:proofErr w:type="spellStart"/>
+            <w:r>
+              <w:rPr>
+                <w:rFonts w:ascii="Tahoma" w:hAnsi="Tahoma" w:cs="Tahoma"/>
+                <w:color w:val="000000"/>
+                <w:sz w:val="20"/>
+                <w:szCs w:val="20"/>
+                <w:lang w:val="en-US"/>
+              </w:rPr>
+              <w:t>p.hub</w:t>
+            </w:r>
+            <w:proofErr w:type="spellEnd"/>
+            <w:r>
+              <w:rPr>
+                <w:rFonts w:ascii="Tahoma" w:hAnsi="Tahoma" w:cs="Tahoma"/>
+                <w:color w:val="000000"/>
+                <w:sz w:val="20"/>
+                <w:szCs w:val="20"/>
+                <w:lang w:val="en-US"/>
+              </w:rPr>
+              <w:t>}}</w:t>
+            </w:r>
+          </w:p>
+        </w:tc>
+        <w:tc>
+          <w:tcPr>
+            <w:tcW w:w="820" w:type="pct"/>
+          </w:tcPr>
+          <w:p>
+            <w:pPr>
+              <w:spacing w:beforeLines="40" w:before="96" w:afterLines="30" w:after="72"/>
+              <w:jc w:val="center"/>
+              <w:rPr>
+                <w:rFonts w:ascii="Tahoma" w:hAnsi="Tahoma" w:cs="Tahoma"/>
+                <w:color w:val="000000"/>
+                <w:sz w:val="20"/>
+                <w:szCs w:val="20"/>
+                <w:lang w:val="en-US"/>
+              </w:rPr>
+            </w:pPr>
+            <w:r>
+              <w:rPr>
+                <w:rFonts w:ascii="Tahoma" w:hAnsi="Tahoma" w:cs="Tahoma"/>
+                <w:color w:val="000000"/>
+                <w:sz w:val="20"/>
+                <w:szCs w:val="20"/>
+                <w:lang w:val="en-US"/>
+              </w:rPr>
+              <w:t>{{</w:t>
+            </w:r>
+            <w:proofErr w:type="spellStart"/>
+            <w:proofErr w:type="gramStart"/>
+            <w:r>
+              <w:rPr>
+                <w:rFonts w:ascii="Tahoma" w:hAnsi="Tahoma" w:cs="Tahoma"/>
+                <w:color w:val="000000"/>
+                <w:sz w:val="20"/>
+                <w:szCs w:val="20"/>
+                <w:lang w:val="en-US"/>
+              </w:rPr>
+              <w:t>p.pekerjaan</w:t>
+            </w:r>
+            <w:proofErr w:type="spellEnd"/>
+            <w:proofErr w:type="gramEnd"/>
+            <w:r>
+              <w:rPr>
+                <w:rFonts w:ascii="Tahoma" w:hAnsi="Tahoma" w:cs="Tahoma"/>
+                <w:color w:val="000000"/>
+                <w:sz w:val="20"/>
+                <w:szCs w:val="20"/>
+                <w:lang w:val="en-US"/>
+              </w:rPr>
+              <w:t>}}</w:t>
+            </w:r>
+          </w:p>
+        </w:tc>
+      </w:tr>
+      <w:tr>
+        <w:trPr>
+          <w:trHeight w:val="467"/>
+        </w:trPr>
+        <w:tc>
+          <w:tcPr>
+            <w:tcW w:w="333" w:type="pct"/>
+          </w:tcPr>
+          <w:p>
+            <w:pPr>
+              <w:spacing w:beforeLines="40" w:before="96" w:after="20"/>
+              <w:jc w:val="center"/>
+              <w:rPr>
+                <w:rFonts w:ascii="Tahoma" w:hAnsi="Tahoma" w:cs="Tahoma"/>
+                <w:color w:val="000000"/>
+                <w:sz w:val="20"/>
+                <w:szCs w:val="20"/>
+                <w:lang w:val="id-ID"/>
+              </w:rPr>
+            </w:pPr>
+            <w:r>
+              <w:rPr>
+                <w:rFonts w:ascii="Tahoma" w:hAnsi="Tahoma" w:cs="Tahoma"/>
+                <w:color w:val="000000"/>
+                <w:sz w:val="20"/>
+                <w:szCs w:val="20"/>
+                <w:lang w:val="id-ID"/>
+              </w:rPr>
+              <w:t>{%tr endfor %}</w:t>
+            </w:r>
+          </w:p>
+        </w:tc>
+        <w:tc>
+          <w:tcPr>
+            <w:tcW w:w="1181" w:type="pct"/>
+          </w:tcPr>
+          <w:p>
+            <w:pPr>
+              <w:spacing w:beforeLines="40" w:before="96" w:after="20"/>
+              <w:rPr>
+                <w:rFonts w:ascii="Tahoma" w:hAnsi="Tahoma" w:cs="Tahoma"/>
+                <w:color w:val="000000"/>
+                <w:sz w:val="20"/>
+                <w:szCs w:val="20"/>
+                <w:lang w:val="en-US"/>
+              </w:rPr>
+            </w:pPr>
+          </w:p>
+        </w:tc>
+        <w:tc>
+          <w:tcPr>
+            <w:tcW w:w="516" w:type="pct"/>
+          </w:tcPr>
+          <w:p>
+            <w:pPr>
+              <w:spacing w:beforeLines="40" w:before="96" w:after="20"/>
+              <w:jc w:val="center"/>
+              <w:rPr>
+                <w:rFonts w:ascii="Tahoma" w:hAnsi="Tahoma" w:cs="Tahoma"/>
+                <w:color w:val="000000"/>
+                <w:sz w:val="20"/>
+                <w:szCs w:val="20"/>
+                <w:lang w:val="en-US"/>
+              </w:rPr>
+            </w:pPr>
+          </w:p>
+        </w:tc>
+        <w:tc>
+          <w:tcPr>
+            <w:tcW w:w="376" w:type="pct"/>
+          </w:tcPr>
+          <w:p>
+            <w:pPr>
+              <w:spacing w:beforeLines="40" w:before="96" w:afterLines="30" w:after="72"/>
+              <w:jc w:val="center"/>
+              <w:rPr>
+                <w:rFonts w:ascii="Tahoma" w:hAnsi="Tahoma" w:cs="Tahoma"/>
+                <w:color w:val="000000"/>
+                <w:sz w:val="20"/>
+                <w:szCs w:val="20"/>
+                <w:lang w:val="en-US"/>
+              </w:rPr>
+            </w:pPr>
+          </w:p>
+        </w:tc>
+        <w:tc>
+          <w:tcPr>
+            <w:tcW w:w="549" w:type="pct"/>
+          </w:tcPr>
+          <w:p>
+            <w:pPr>
+              <w:spacing w:beforeLines="40" w:before="96" w:afterLines="30" w:after="72"/>
+              <w:jc w:val="center"/>
+              <w:rPr>
+                <w:rFonts w:ascii="Tahoma" w:hAnsi="Tahoma" w:cs="Tahoma"/>
+                <w:color w:val="000000"/>
+                <w:sz w:val="20"/>
+                <w:szCs w:val="20"/>
+                <w:lang w:val="en-US"/>
+              </w:rPr>
+            </w:pPr>
+          </w:p>
+        </w:tc>
+        <w:tc>
+          <w:tcPr>
+            <w:tcW w:w="636" w:type="pct"/>
+          </w:tcPr>
+          <w:p>
+            <w:pPr>
+              <w:spacing w:beforeLines="40" w:before="96" w:afterLines="30" w:after="72"/>
+              <w:rPr>
+                <w:rFonts w:ascii="Tahoma" w:hAnsi="Tahoma" w:cs="Tahoma"/>
+                <w:color w:val="000000"/>
+                <w:sz w:val="20"/>
+                <w:szCs w:val="20"/>
+                <w:lang w:val="en-US"/>
+              </w:rPr>
+            </w:pPr>
+          </w:p>
+        </w:tc>
+        <w:tc>
+          <w:tcPr>
+            <w:tcW w:w="590" w:type="pct"/>
+          </w:tcPr>
+          <w:p>
+            <w:pPr>
+              <w:spacing w:beforeLines="40" w:before="96" w:afterLines="30" w:after="72"/>
+              <w:rPr>
+                <w:rFonts w:ascii="Tahoma" w:hAnsi="Tahoma" w:cs="Tahoma"/>
+                <w:color w:val="000000"/>
+                <w:sz w:val="20"/>
+                <w:szCs w:val="20"/>
+                <w:lang w:val="en-US"/>
+              </w:rPr>
+            </w:pPr>
+          </w:p>
+        </w:tc>
+        <w:tc>
+          <w:tcPr>
+            <w:tcW w:w="820" w:type="pct"/>
+          </w:tcPr>
+          <w:p>
+            <w:pPr>
+              <w:spacing w:beforeLines="40" w:before="96" w:afterLines="30" w:after="72"/>
+              <w:jc w:val="center"/>
+              <w:rPr>
+                <w:rFonts w:ascii="Tahoma" w:hAnsi="Tahoma" w:cs="Tahoma"/>
+                <w:color w:val="000000"/>
+                <w:sz w:val="20"/>
+                <w:szCs w:val="20"/>
+                <w:lang w:val="en-US"/>
+              </w:rPr>
+            </w:pPr>
           </w:p>
         </w:tc>
       </w:tr>
@@ -2053,7 +2323,7 @@
                 <w:color w:val="000000"/>
                 <w:sz w:val="21"/>
                 <w:szCs w:val="21"/>
-                <w:lang w:val="id-ID"/>
+                <w:lang w:val="en-US"/>
               </w:rPr>
             </w:pPr>
             <w:r>
@@ -2486,6 +2756,7 @@
                 <w:szCs w:val="20"/>
                 <w:lang w:val="id-ID"/>
               </w:rPr>
+              <w:lastRenderedPageBreak/>
               <w:t>{{nama_kasubag_tu}}</w:t>
             </w:r>
           </w:p>
